--- a/Description-App-AlertPsaume.docx
+++ b/Description-App-AlertPsaume.docx
@@ -4,26 +4,15 @@
   <w:body>
     <w:p>
       <w:pPr>
-        <w:spacing w:before="100" w:beforeAutospacing="1" w:after="100" w:afterAutospacing="1" w:line="240" w:lineRule="auto"/>
-        <w:outlineLvl w:val="1"/>
-        <w:rPr>
-          <w:rFonts w:ascii="Times New Roman" w:eastAsia="Times New Roman" w:hAnsi="Times New Roman" w:cs="Times New Roman"/>
-          <w:b/>
-          <w:bCs/>
-          <w:sz w:val="36"/>
-          <w:szCs w:val="36"/>
-          <w:lang w:val="fr-FR"/>
+        <w:pStyle w:val="Titre1"/>
+        <w:rPr>
+          <w:rFonts w:ascii="Segoe UI" w:hAnsi="Segoe UI" w:cs="Segoe UI"/>
         </w:rPr>
       </w:pPr>
       <w:proofErr w:type="spellStart"/>
       <w:r>
         <w:rPr>
-          <w:rFonts w:ascii="Times New Roman" w:eastAsia="Times New Roman" w:hAnsi="Times New Roman" w:cs="Times New Roman"/>
-          <w:b/>
-          <w:bCs/>
-          <w:sz w:val="36"/>
-          <w:szCs w:val="36"/>
-          <w:lang w:val="fr-FR"/>
+          <w:rFonts w:ascii="Segoe UI" w:hAnsi="Segoe UI" w:cs="Segoe UI"/>
         </w:rPr>
         <w:t>AlertPsaume</w:t>
       </w:r>
@@ -31,1113 +20,1214 @@
     </w:p>
     <w:p>
       <w:pPr>
-        <w:spacing w:before="100" w:beforeAutospacing="1" w:after="100" w:afterAutospacing="1" w:line="240" w:lineRule="auto"/>
-        <w:rPr>
-          <w:rFonts w:ascii="Times New Roman" w:eastAsia="Times New Roman" w:hAnsi="Times New Roman" w:cs="Times New Roman"/>
+        <w:pStyle w:val="NormalWeb"/>
+        <w:rPr>
+          <w:rFonts w:ascii="Segoe UI" w:hAnsi="Segoe UI" w:cs="Segoe UI"/>
+        </w:rPr>
+      </w:pPr>
+      <w:proofErr w:type="spellStart"/>
+      <w:r>
+        <w:rPr>
+          <w:rStyle w:val="lev"/>
+          <w:rFonts w:ascii="Segoe UI" w:hAnsi="Segoe UI" w:cs="Segoe UI"/>
+        </w:rPr>
+        <w:t>AlertPsaume</w:t>
+      </w:r>
+      <w:proofErr w:type="spellEnd"/>
+      <w:r>
+        <w:rPr>
+          <w:rFonts w:ascii="Segoe UI" w:hAnsi="Segoe UI" w:cs="Segoe UI"/>
+        </w:rPr>
+        <w:t xml:space="preserve"> est une application Android qui permet de recevoir chaque jour </w:t>
+      </w:r>
+      <w:r>
+        <w:rPr>
+          <w:rStyle w:val="lev"/>
+          <w:rFonts w:ascii="Segoe UI" w:hAnsi="Segoe UI" w:cs="Segoe UI"/>
+        </w:rPr>
+        <w:t>un verset et un chapitre des Psaumes</w:t>
+      </w:r>
+      <w:r>
+        <w:rPr>
+          <w:rFonts w:ascii="Segoe UI" w:hAnsi="Segoe UI" w:cs="Segoe UI"/>
+        </w:rPr>
+        <w:t xml:space="preserve"> grâce à un algorithme interne avancé, </w:t>
+      </w:r>
+      <w:r>
+        <w:rPr>
+          <w:rStyle w:val="lev"/>
+          <w:rFonts w:ascii="Segoe UI" w:hAnsi="Segoe UI" w:cs="Segoe UI"/>
+        </w:rPr>
+        <w:t>sans utiliser l’intelligence artificielle ni nécessiter de connexion Internet</w:t>
+      </w:r>
+      <w:r>
+        <w:rPr>
+          <w:rFonts w:ascii="Segoe UI" w:hAnsi="Segoe UI" w:cs="Segoe UI"/>
+        </w:rPr>
+        <w:t>.</w:t>
+      </w:r>
+    </w:p>
+    <w:p>
+      <w:pPr>
+        <w:pStyle w:val="NormalWeb"/>
+        <w:rPr>
+          <w:rFonts w:ascii="Segoe UI" w:hAnsi="Segoe UI" w:cs="Segoe UI"/>
+        </w:rPr>
+      </w:pPr>
+      <w:r>
+        <w:rPr>
+          <w:rFonts w:ascii="Segoe UI" w:hAnsi="Segoe UI" w:cs="Segoe UI"/>
+        </w:rPr>
+        <w:t xml:space="preserve">L’application fonctionne </w:t>
+      </w:r>
+      <w:r>
+        <w:rPr>
+          <w:rStyle w:val="lev"/>
+          <w:rFonts w:ascii="Segoe UI" w:hAnsi="Segoe UI" w:cs="Segoe UI"/>
+        </w:rPr>
+        <w:t>entièrement hors ligne</w:t>
+      </w:r>
+      <w:r>
+        <w:rPr>
+          <w:rFonts w:ascii="Segoe UI" w:hAnsi="Segoe UI" w:cs="Segoe UI"/>
+        </w:rPr>
+        <w:t xml:space="preserve"> et de manière autonome, permettant ainsi à l’utilisateur de méditer la Parole de Dieu à tout moment, même sans accès au réseau.</w:t>
+      </w:r>
+    </w:p>
+    <w:p>
+      <w:pPr>
+        <w:rPr>
+          <w:rFonts w:ascii="Segoe UI" w:hAnsi="Segoe UI" w:cs="Segoe UI"/>
+        </w:rPr>
+      </w:pPr>
+      <w:r>
+        <w:rPr>
+          <w:rFonts w:ascii="Segoe UI" w:hAnsi="Segoe UI" w:cs="Segoe UI"/>
+        </w:rPr>
+        <w:pict>
+          <v:rect id="_x0000_i1027" style="width:0;height:1.5pt" o:hralign="center" o:hrstd="t" o:hr="t" fillcolor="#a0a0a0" stroked="f"/>
+        </w:pict>
+      </w:r>
+    </w:p>
+    <w:p>
+      <w:pPr>
+        <w:pStyle w:val="Titre1"/>
+        <w:rPr>
+          <w:rFonts w:ascii="Segoe UI" w:hAnsi="Segoe UI" w:cs="Segoe UI"/>
+        </w:rPr>
+      </w:pPr>
+      <w:r>
+        <w:rPr>
+          <w:rFonts w:ascii="Segoe UI" w:hAnsi="Segoe UI" w:cs="Segoe UI"/>
+        </w:rPr>
+        <w:t>Pourquoi avons-nous conçu cette application ?</w:t>
+      </w:r>
+    </w:p>
+    <w:p>
+      <w:pPr>
+        <w:pStyle w:val="NormalWeb"/>
+        <w:rPr>
+          <w:rFonts w:ascii="Segoe UI" w:hAnsi="Segoe UI" w:cs="Segoe UI"/>
+        </w:rPr>
+      </w:pPr>
+      <w:r>
+        <w:rPr>
+          <w:rFonts w:ascii="Segoe UI" w:hAnsi="Segoe UI" w:cs="Segoe UI"/>
+        </w:rPr>
+        <w:t xml:space="preserve">La Bible nous exhorte dans </w:t>
+      </w:r>
+      <w:r>
+        <w:rPr>
+          <w:rStyle w:val="lev"/>
+          <w:rFonts w:ascii="Segoe UI" w:hAnsi="Segoe UI" w:cs="Segoe UI"/>
+        </w:rPr>
+        <w:t xml:space="preserve">Éphésiens </w:t>
+      </w:r>
+      <w:proofErr w:type="gramStart"/>
+      <w:r>
+        <w:rPr>
+          <w:rStyle w:val="lev"/>
+          <w:rFonts w:ascii="Segoe UI" w:hAnsi="Segoe UI" w:cs="Segoe UI"/>
+        </w:rPr>
+        <w:t>5:</w:t>
+      </w:r>
+      <w:proofErr w:type="gramEnd"/>
+      <w:r>
+        <w:rPr>
+          <w:rStyle w:val="lev"/>
+          <w:rFonts w:ascii="Segoe UI" w:hAnsi="Segoe UI" w:cs="Segoe UI"/>
+        </w:rPr>
+        <w:t>19</w:t>
+      </w:r>
+      <w:r>
+        <w:rPr>
+          <w:rFonts w:ascii="Segoe UI" w:hAnsi="Segoe UI" w:cs="Segoe UI"/>
+        </w:rPr>
+        <w:t xml:space="preserve"> :</w:t>
+      </w:r>
+    </w:p>
+    <w:p>
+      <w:pPr>
+        <w:pStyle w:val="NormalWeb"/>
+        <w:rPr>
+          <w:rFonts w:ascii="Segoe UI" w:hAnsi="Segoe UI" w:cs="Segoe UI"/>
+        </w:rPr>
+      </w:pPr>
+      <w:r>
+        <w:rPr>
+          <w:rFonts w:ascii="Segoe UI" w:hAnsi="Segoe UI" w:cs="Segoe UI"/>
+        </w:rPr>
+        <w:t xml:space="preserve">« </w:t>
+      </w:r>
+      <w:r>
+        <w:rPr>
+          <w:rStyle w:val="Accentuation"/>
+          <w:rFonts w:ascii="Segoe UI" w:hAnsi="Segoe UI" w:cs="Segoe UI"/>
+        </w:rPr>
+        <w:t>Entretenez-vous par des psaumes, par des hymnes et par des cantiques spirituels, chantant et célébrant de tout votre cœur les louanges du Seigneur.</w:t>
+      </w:r>
+      <w:r>
+        <w:rPr>
+          <w:rFonts w:ascii="Segoe UI" w:hAnsi="Segoe UI" w:cs="Segoe UI"/>
+        </w:rPr>
+        <w:t xml:space="preserve"> »</w:t>
+      </w:r>
+    </w:p>
+    <w:p>
+      <w:pPr>
+        <w:pStyle w:val="NormalWeb"/>
+        <w:rPr>
+          <w:rFonts w:ascii="Segoe UI" w:hAnsi="Segoe UI" w:cs="Segoe UI"/>
+        </w:rPr>
+      </w:pPr>
+      <w:r>
+        <w:rPr>
+          <w:rFonts w:ascii="Segoe UI" w:hAnsi="Segoe UI" w:cs="Segoe UI"/>
+        </w:rPr>
+        <w:t xml:space="preserve">Les </w:t>
+      </w:r>
+      <w:r>
+        <w:rPr>
+          <w:rStyle w:val="lev"/>
+          <w:rFonts w:ascii="Segoe UI" w:hAnsi="Segoe UI" w:cs="Segoe UI"/>
+        </w:rPr>
+        <w:t>Psaumes</w:t>
+      </w:r>
+      <w:r>
+        <w:rPr>
+          <w:rFonts w:ascii="Segoe UI" w:hAnsi="Segoe UI" w:cs="Segoe UI"/>
+        </w:rPr>
+        <w:t xml:space="preserve"> sont des paroles puissantes qui accompagnent le croyant du Seigneur </w:t>
+      </w:r>
+      <w:r>
+        <w:rPr>
+          <w:rStyle w:val="lev"/>
+          <w:rFonts w:ascii="Segoe UI" w:hAnsi="Segoe UI" w:cs="Segoe UI"/>
+        </w:rPr>
+        <w:t>Jésus-Christ de Nazareth</w:t>
+      </w:r>
+      <w:r>
+        <w:rPr>
+          <w:rFonts w:ascii="Segoe UI" w:hAnsi="Segoe UI" w:cs="Segoe UI"/>
+        </w:rPr>
+        <w:t xml:space="preserve"> tout au long de la vie.</w:t>
+      </w:r>
+      <w:r>
+        <w:rPr>
+          <w:rFonts w:ascii="Segoe UI" w:hAnsi="Segoe UI" w:cs="Segoe UI"/>
+        </w:rPr>
+        <w:br/>
+        <w:t>Ils expriment la prière, la louange, la reconnaissance, la repentance et la confiance envers Dieu.</w:t>
+      </w:r>
+    </w:p>
+    <w:p>
+      <w:pPr>
+        <w:pStyle w:val="NormalWeb"/>
+        <w:rPr>
+          <w:rFonts w:ascii="Segoe UI" w:hAnsi="Segoe UI" w:cs="Segoe UI"/>
+        </w:rPr>
+      </w:pPr>
+      <w:r>
+        <w:rPr>
+          <w:rFonts w:ascii="Segoe UI" w:hAnsi="Segoe UI" w:cs="Segoe UI"/>
+        </w:rPr>
+        <w:t xml:space="preserve">À travers cette application, notre objectif est d’encourager </w:t>
+      </w:r>
+      <w:r>
+        <w:rPr>
+          <w:rStyle w:val="lev"/>
+          <w:rFonts w:ascii="Segoe UI" w:hAnsi="Segoe UI" w:cs="Segoe UI"/>
+        </w:rPr>
+        <w:t>une méditation régulière des Psaumes</w:t>
+      </w:r>
+      <w:r>
+        <w:rPr>
+          <w:rFonts w:ascii="Segoe UI" w:hAnsi="Segoe UI" w:cs="Segoe UI"/>
+        </w:rPr>
+        <w:t>, afin que chacun puisse fortifier sa foi et nourrir sa relation avec Dieu.</w:t>
+      </w:r>
+    </w:p>
+    <w:p>
+      <w:pPr>
+        <w:rPr>
+          <w:rFonts w:ascii="Segoe UI" w:hAnsi="Segoe UI" w:cs="Segoe UI"/>
+        </w:rPr>
+      </w:pPr>
+      <w:r>
+        <w:rPr>
+          <w:rFonts w:ascii="Segoe UI" w:hAnsi="Segoe UI" w:cs="Segoe UI"/>
+        </w:rPr>
+        <w:pict>
+          <v:rect id="_x0000_i1028" style="width:0;height:1.5pt" o:hralign="center" o:hrstd="t" o:hr="t" fillcolor="#a0a0a0" stroked="f"/>
+        </w:pict>
+      </w:r>
+    </w:p>
+    <w:p>
+      <w:pPr>
+        <w:pStyle w:val="Titre1"/>
+        <w:rPr>
+          <w:rFonts w:ascii="Segoe UI" w:hAnsi="Segoe UI" w:cs="Segoe UI"/>
+        </w:rPr>
+      </w:pPr>
+      <w:r>
+        <w:rPr>
+          <w:rFonts w:ascii="Segoe UI" w:hAnsi="Segoe UI" w:cs="Segoe UI"/>
+        </w:rPr>
+        <w:t>Fonctionnalités principales</w:t>
+      </w:r>
+    </w:p>
+    <w:p>
+      <w:pPr>
+        <w:pStyle w:val="Titre2"/>
+        <w:rPr>
+          <w:rFonts w:ascii="Segoe UI" w:hAnsi="Segoe UI" w:cs="Segoe UI"/>
+        </w:rPr>
+      </w:pPr>
+      <w:r>
+        <w:rPr>
+          <w:rFonts w:ascii="Segoe UI" w:hAnsi="Segoe UI" w:cs="Segoe UI"/>
+        </w:rPr>
+        <w:t>1. Fonctionnement 100 % hors ligne</w:t>
+      </w:r>
+    </w:p>
+    <w:p>
+      <w:pPr>
+        <w:pStyle w:val="NormalWeb"/>
+        <w:rPr>
+          <w:rFonts w:ascii="Segoe UI" w:hAnsi="Segoe UI" w:cs="Segoe UI"/>
+        </w:rPr>
+      </w:pPr>
+      <w:r>
+        <w:rPr>
+          <w:rFonts w:ascii="Segoe UI" w:hAnsi="Segoe UI" w:cs="Segoe UI"/>
+        </w:rPr>
+        <w:t>• Aucune connexion Internet requise</w:t>
+      </w:r>
+      <w:r>
+        <w:rPr>
+          <w:rFonts w:ascii="Segoe UI" w:hAnsi="Segoe UI" w:cs="Segoe UI"/>
+        </w:rPr>
+        <w:br/>
+        <w:t>• Aucun recours à l’intelligence artificielle</w:t>
+      </w:r>
+      <w:r>
+        <w:rPr>
+          <w:rFonts w:ascii="Segoe UI" w:hAnsi="Segoe UI" w:cs="Segoe UI"/>
+        </w:rPr>
+        <w:br/>
+        <w:t>• Algorithme interne autonome</w:t>
+      </w:r>
+    </w:p>
+    <w:p>
+      <w:pPr>
+        <w:pStyle w:val="NormalWeb"/>
+        <w:rPr>
+          <w:rFonts w:ascii="Segoe UI" w:hAnsi="Segoe UI" w:cs="Segoe UI"/>
+        </w:rPr>
+      </w:pPr>
+      <w:r>
+        <w:rPr>
+          <w:rFonts w:ascii="Segoe UI" w:hAnsi="Segoe UI" w:cs="Segoe UI"/>
+        </w:rPr>
+        <w:t xml:space="preserve">L’application est conçue pour fonctionner </w:t>
+      </w:r>
+      <w:r>
+        <w:rPr>
+          <w:rStyle w:val="lev"/>
+          <w:rFonts w:ascii="Segoe UI" w:hAnsi="Segoe UI" w:cs="Segoe UI"/>
+        </w:rPr>
+        <w:t>entièrement hors ligne</w:t>
+      </w:r>
+      <w:r>
+        <w:rPr>
+          <w:rFonts w:ascii="Segoe UI" w:hAnsi="Segoe UI" w:cs="Segoe UI"/>
+        </w:rPr>
+        <w:t>, garantissant un accès constant aux Psaumes sans dépendre d’une connexion réseau.</w:t>
+      </w:r>
+    </w:p>
+    <w:p>
+      <w:pPr>
+        <w:rPr>
+          <w:rFonts w:ascii="Segoe UI" w:hAnsi="Segoe UI" w:cs="Segoe UI"/>
+        </w:rPr>
+      </w:pPr>
+      <w:r>
+        <w:rPr>
+          <w:rFonts w:ascii="Segoe UI" w:hAnsi="Segoe UI" w:cs="Segoe UI"/>
+        </w:rPr>
+        <w:pict>
+          <v:rect id="_x0000_i1029" style="width:0;height:1.5pt" o:hralign="center" o:hrstd="t" o:hr="t" fillcolor="#a0a0a0" stroked="f"/>
+        </w:pict>
+      </w:r>
+    </w:p>
+    <w:p>
+      <w:pPr>
+        <w:pStyle w:val="Titre2"/>
+        <w:rPr>
+          <w:rFonts w:ascii="Segoe UI" w:hAnsi="Segoe UI" w:cs="Segoe UI"/>
+        </w:rPr>
+      </w:pPr>
+      <w:r>
+        <w:rPr>
+          <w:rFonts w:ascii="Segoe UI" w:hAnsi="Segoe UI" w:cs="Segoe UI"/>
+        </w:rPr>
+        <w:lastRenderedPageBreak/>
+        <w:t>2. Notification quotidienne</w:t>
+      </w:r>
+    </w:p>
+    <w:p>
+      <w:pPr>
+        <w:pStyle w:val="NormalWeb"/>
+        <w:rPr>
+          <w:rFonts w:ascii="Segoe UI" w:hAnsi="Segoe UI" w:cs="Segoe UI"/>
+        </w:rPr>
+      </w:pPr>
+      <w:r>
+        <w:rPr>
+          <w:rFonts w:ascii="Segoe UI" w:hAnsi="Segoe UI" w:cs="Segoe UI"/>
+        </w:rPr>
+        <w:t>• Une notification (Pop-up) chaque jour</w:t>
+      </w:r>
+      <w:r>
+        <w:rPr>
+          <w:rFonts w:ascii="Segoe UI" w:hAnsi="Segoe UI" w:cs="Segoe UI"/>
+        </w:rPr>
+        <w:br/>
+        <w:t>• Rappel automatique pour lire le chapitre du jour</w:t>
+      </w:r>
+    </w:p>
+    <w:p>
+      <w:pPr>
+        <w:pStyle w:val="NormalWeb"/>
+        <w:rPr>
+          <w:rFonts w:ascii="Segoe UI" w:hAnsi="Segoe UI" w:cs="Segoe UI"/>
+        </w:rPr>
+      </w:pPr>
+      <w:r>
+        <w:rPr>
+          <w:rFonts w:ascii="Segoe UI" w:hAnsi="Segoe UI" w:cs="Segoe UI"/>
+        </w:rPr>
+        <w:t xml:space="preserve">L’utilisateur reçoit </w:t>
+      </w:r>
+      <w:r>
+        <w:rPr>
+          <w:rStyle w:val="lev"/>
+          <w:rFonts w:ascii="Segoe UI" w:hAnsi="Segoe UI" w:cs="Segoe UI"/>
+        </w:rPr>
+        <w:t>une notification quotidienne</w:t>
+      </w:r>
+      <w:r>
+        <w:rPr>
+          <w:rFonts w:ascii="Segoe UI" w:hAnsi="Segoe UI" w:cs="Segoe UI"/>
+        </w:rPr>
+        <w:t xml:space="preserve"> qui l’invite à découvrir le </w:t>
+      </w:r>
+      <w:r>
+        <w:rPr>
+          <w:rStyle w:val="lev"/>
+          <w:rFonts w:ascii="Segoe UI" w:hAnsi="Segoe UI" w:cs="Segoe UI"/>
+        </w:rPr>
+        <w:t>chapitre du jour</w:t>
+      </w:r>
+      <w:r>
+        <w:rPr>
+          <w:rFonts w:ascii="Segoe UI" w:hAnsi="Segoe UI" w:cs="Segoe UI"/>
+        </w:rPr>
+        <w:t>, favorisant ainsi une habitude régulière de lecture biblique.</w:t>
+      </w:r>
+    </w:p>
+    <w:p>
+      <w:pPr>
+        <w:rPr>
+          <w:rFonts w:ascii="Segoe UI" w:hAnsi="Segoe UI" w:cs="Segoe UI"/>
+        </w:rPr>
+      </w:pPr>
+      <w:r>
+        <w:rPr>
+          <w:rFonts w:ascii="Segoe UI" w:hAnsi="Segoe UI" w:cs="Segoe UI"/>
+        </w:rPr>
+        <w:pict>
+          <v:rect id="_x0000_i1030" style="width:0;height:1.5pt" o:hralign="center" o:hrstd="t" o:hr="t" fillcolor="#a0a0a0" stroked="f"/>
+        </w:pict>
+      </w:r>
+    </w:p>
+    <w:p>
+      <w:pPr>
+        <w:pStyle w:val="Titre2"/>
+        <w:rPr>
+          <w:rFonts w:ascii="Segoe UI" w:hAnsi="Segoe UI" w:cs="Segoe UI"/>
+        </w:rPr>
+      </w:pPr>
+      <w:r>
+        <w:rPr>
+          <w:rFonts w:ascii="Segoe UI" w:hAnsi="Segoe UI" w:cs="Segoe UI"/>
+        </w:rPr>
+        <w:t>3. Deux boutons principaux</w:t>
+      </w:r>
+    </w:p>
+    <w:p>
+      <w:pPr>
+        <w:pStyle w:val="NormalWeb"/>
+        <w:rPr>
+          <w:rFonts w:ascii="Segoe UI" w:hAnsi="Segoe UI" w:cs="Segoe UI"/>
+        </w:rPr>
+      </w:pPr>
+      <w:r>
+        <w:rPr>
+          <w:rFonts w:ascii="Segoe UI" w:hAnsi="Segoe UI" w:cs="Segoe UI"/>
+        </w:rPr>
+        <w:t xml:space="preserve">• </w:t>
+      </w:r>
+      <w:r>
+        <w:rPr>
+          <w:rStyle w:val="lev"/>
+          <w:rFonts w:ascii="Segoe UI" w:hAnsi="Segoe UI" w:cs="Segoe UI"/>
+        </w:rPr>
+        <w:t>Verset du jour</w:t>
+      </w:r>
+      <w:r>
+        <w:rPr>
+          <w:rFonts w:ascii="Segoe UI" w:hAnsi="Segoe UI" w:cs="Segoe UI"/>
+        </w:rPr>
+        <w:t xml:space="preserve"> : affiche un verset pour la méditation quotidienne</w:t>
+      </w:r>
+      <w:r>
+        <w:rPr>
+          <w:rFonts w:ascii="Segoe UI" w:hAnsi="Segoe UI" w:cs="Segoe UI"/>
+        </w:rPr>
+        <w:br/>
+        <w:t xml:space="preserve">• </w:t>
+      </w:r>
+      <w:r>
+        <w:rPr>
+          <w:rStyle w:val="lev"/>
+          <w:rFonts w:ascii="Segoe UI" w:hAnsi="Segoe UI" w:cs="Segoe UI"/>
+        </w:rPr>
+        <w:t>Chapitre du jour</w:t>
+      </w:r>
+      <w:r>
+        <w:rPr>
+          <w:rFonts w:ascii="Segoe UI" w:hAnsi="Segoe UI" w:cs="Segoe UI"/>
+        </w:rPr>
+        <w:t xml:space="preserve"> : permet de lire un chapitre des Psaumes chaque jour</w:t>
+      </w:r>
+    </w:p>
+    <w:p>
+      <w:pPr>
+        <w:pStyle w:val="NormalWeb"/>
+        <w:rPr>
+          <w:rFonts w:ascii="Segoe UI" w:hAnsi="Segoe UI" w:cs="Segoe UI"/>
+        </w:rPr>
+      </w:pPr>
+      <w:r>
+        <w:rPr>
+          <w:rFonts w:ascii="Segoe UI" w:hAnsi="Segoe UI" w:cs="Segoe UI"/>
+        </w:rPr>
+        <w:t xml:space="preserve">Si vous souhaitez lire un autre chapitre du Psaume, l’application vous invitera à revenir </w:t>
+      </w:r>
+      <w:r>
+        <w:rPr>
+          <w:rStyle w:val="lev"/>
+          <w:rFonts w:ascii="Segoe UI" w:hAnsi="Segoe UI" w:cs="Segoe UI"/>
+        </w:rPr>
+        <w:t>le lendemain à partir de 6h00</w:t>
+      </w:r>
+      <w:r>
+        <w:rPr>
+          <w:rFonts w:ascii="Segoe UI" w:hAnsi="Segoe UI" w:cs="Segoe UI"/>
+        </w:rPr>
+        <w:t xml:space="preserve"> afin de garder un rythme de méditation quotidien.</w:t>
+      </w:r>
+    </w:p>
+    <w:p>
+      <w:pPr>
+        <w:rPr>
+          <w:rFonts w:ascii="Segoe UI" w:hAnsi="Segoe UI" w:cs="Segoe UI"/>
+        </w:rPr>
+      </w:pPr>
+      <w:r>
+        <w:rPr>
+          <w:rFonts w:ascii="Segoe UI" w:hAnsi="Segoe UI" w:cs="Segoe UI"/>
+        </w:rPr>
+        <w:pict>
+          <v:rect id="_x0000_i1031" style="width:0;height:1.5pt" o:hralign="center" o:hrstd="t" o:hr="t" fillcolor="#a0a0a0" stroked="f"/>
+        </w:pict>
+      </w:r>
+    </w:p>
+    <w:p>
+      <w:pPr>
+        <w:pStyle w:val="Titre2"/>
+        <w:rPr>
+          <w:rFonts w:ascii="Segoe UI" w:hAnsi="Segoe UI" w:cs="Segoe UI"/>
+        </w:rPr>
+      </w:pPr>
+      <w:r>
+        <w:rPr>
+          <w:rFonts w:ascii="Segoe UI" w:hAnsi="Segoe UI" w:cs="Segoe UI"/>
+        </w:rPr>
+        <w:t>4. Système de favoris (Verse</w:t>
+      </w:r>
+      <w:bookmarkStart w:id="0" w:name="_GoBack"/>
+      <w:bookmarkEnd w:id="0"/>
+      <w:r>
+        <w:rPr>
+          <w:rFonts w:ascii="Segoe UI" w:hAnsi="Segoe UI" w:cs="Segoe UI"/>
+        </w:rPr>
+        <w:t>ts et Chapitres)</w:t>
+      </w:r>
+    </w:p>
+    <w:p>
+      <w:pPr>
+        <w:pStyle w:val="NormalWeb"/>
+        <w:rPr>
+          <w:rFonts w:ascii="Segoe UI" w:hAnsi="Segoe UI" w:cs="Segoe UI"/>
+        </w:rPr>
+      </w:pPr>
+      <w:r>
+        <w:rPr>
+          <w:rFonts w:ascii="Segoe UI" w:hAnsi="Segoe UI" w:cs="Segoe UI"/>
+        </w:rPr>
+        <w:t xml:space="preserve">Pour permettre à l’utilisateur de conserver les passages bibliques qui l’ont particulièrement touché, </w:t>
+      </w:r>
+      <w:proofErr w:type="spellStart"/>
+      <w:r>
+        <w:rPr>
+          <w:rStyle w:val="lev"/>
+          <w:rFonts w:ascii="Segoe UI" w:hAnsi="Segoe UI" w:cs="Segoe UI"/>
+        </w:rPr>
+        <w:t>AlertPsaume</w:t>
+      </w:r>
+      <w:proofErr w:type="spellEnd"/>
+      <w:r>
+        <w:rPr>
+          <w:rStyle w:val="lev"/>
+          <w:rFonts w:ascii="Segoe UI" w:hAnsi="Segoe UI" w:cs="Segoe UI"/>
+        </w:rPr>
+        <w:t xml:space="preserve"> intègre un système de favoris simple et pratique</w:t>
+      </w:r>
+      <w:r>
+        <w:rPr>
+          <w:rFonts w:ascii="Segoe UI" w:hAnsi="Segoe UI" w:cs="Segoe UI"/>
+        </w:rPr>
+        <w:t>.</w:t>
+      </w:r>
+    </w:p>
+    <w:p>
+      <w:pPr>
+        <w:pStyle w:val="Titre3"/>
+        <w:rPr>
+          <w:rFonts w:ascii="Segoe UI" w:hAnsi="Segoe UI" w:cs="Segoe UI"/>
+        </w:rPr>
+      </w:pPr>
+      <w:r>
+        <w:rPr>
+          <w:rFonts w:ascii="Segoe UI" w:hAnsi="Segoe UI" w:cs="Segoe UI"/>
+        </w:rPr>
+        <w:t>Favoris des versets</w:t>
+      </w:r>
+    </w:p>
+    <w:p>
+      <w:pPr>
+        <w:pStyle w:val="NormalWeb"/>
+        <w:rPr>
+          <w:rFonts w:ascii="Segoe UI" w:hAnsi="Segoe UI" w:cs="Segoe UI"/>
+        </w:rPr>
+      </w:pPr>
+      <w:r>
+        <w:rPr>
+          <w:rFonts w:ascii="Segoe UI" w:hAnsi="Segoe UI" w:cs="Segoe UI"/>
+        </w:rPr>
+        <w:t xml:space="preserve">L’utilisateur peut </w:t>
+      </w:r>
+      <w:r>
+        <w:rPr>
+          <w:rStyle w:val="lev"/>
+          <w:rFonts w:ascii="Segoe UI" w:hAnsi="Segoe UI" w:cs="Segoe UI"/>
+        </w:rPr>
+        <w:t>marquer un verset comme favori</w:t>
+      </w:r>
+      <w:r>
+        <w:rPr>
+          <w:rFonts w:ascii="Segoe UI" w:hAnsi="Segoe UI" w:cs="Segoe UI"/>
+        </w:rPr>
+        <w:t xml:space="preserve"> en cliquant sur l’icône </w:t>
+      </w:r>
+      <w:r>
+        <w:rPr>
+          <w:rFonts w:ascii="Segoe UI Symbol" w:hAnsi="Segoe UI Symbol" w:cs="Segoe UI Symbol"/>
+        </w:rPr>
+        <w:t>⭐</w:t>
+      </w:r>
+      <w:r>
+        <w:rPr>
+          <w:rFonts w:ascii="Segoe UI" w:hAnsi="Segoe UI" w:cs="Segoe UI"/>
+        </w:rPr>
+        <w:t xml:space="preserve"> située à côté du verset.</w:t>
+      </w:r>
+    </w:p>
+    <w:p>
+      <w:pPr>
+        <w:pStyle w:val="NormalWeb"/>
+        <w:rPr>
+          <w:rFonts w:ascii="Segoe UI" w:hAnsi="Segoe UI" w:cs="Segoe UI"/>
+        </w:rPr>
+      </w:pPr>
+      <w:r>
+        <w:rPr>
+          <w:rFonts w:ascii="Segoe UI" w:hAnsi="Segoe UI" w:cs="Segoe UI"/>
+        </w:rPr>
+        <w:t>Fonctionnement :</w:t>
+      </w:r>
+    </w:p>
+    <w:p>
+      <w:pPr>
+        <w:pStyle w:val="NormalWeb"/>
+        <w:rPr>
+          <w:rFonts w:ascii="Segoe UI" w:hAnsi="Segoe UI" w:cs="Segoe UI"/>
+        </w:rPr>
+      </w:pPr>
+      <w:r>
+        <w:rPr>
+          <w:rFonts w:ascii="Segoe UI" w:hAnsi="Segoe UI" w:cs="Segoe UI"/>
+        </w:rPr>
+        <w:t>• Un clic sur l’étoile ajoute le verset aux favoris</w:t>
+      </w:r>
+      <w:r>
+        <w:rPr>
+          <w:rFonts w:ascii="Segoe UI" w:hAnsi="Segoe UI" w:cs="Segoe UI"/>
+        </w:rPr>
+        <w:br/>
+        <w:t>• Un second clic retire le verset des favoris</w:t>
+      </w:r>
+    </w:p>
+    <w:p>
+      <w:pPr>
+        <w:pStyle w:val="NormalWeb"/>
+        <w:rPr>
+          <w:rFonts w:ascii="Segoe UI" w:hAnsi="Segoe UI" w:cs="Segoe UI"/>
+        </w:rPr>
+      </w:pPr>
+      <w:r>
+        <w:rPr>
+          <w:rFonts w:ascii="Segoe UI" w:hAnsi="Segoe UI" w:cs="Segoe UI"/>
+        </w:rPr>
+        <w:t>Les versets enregistrés apparaissent dans la section :</w:t>
+      </w:r>
+    </w:p>
+    <w:p>
+      <w:pPr>
+        <w:pStyle w:val="NormalWeb"/>
+        <w:rPr>
+          <w:rFonts w:ascii="Segoe UI" w:hAnsi="Segoe UI" w:cs="Segoe UI"/>
+        </w:rPr>
+      </w:pPr>
+      <w:r>
+        <w:rPr>
+          <w:rStyle w:val="lev"/>
+          <w:rFonts w:ascii="Segoe UI" w:hAnsi="Segoe UI" w:cs="Segoe UI"/>
+        </w:rPr>
+        <w:t>Favoris des versets</w:t>
+      </w:r>
+    </w:p>
+    <w:p>
+      <w:pPr>
+        <w:pStyle w:val="NormalWeb"/>
+        <w:rPr>
+          <w:rFonts w:ascii="Segoe UI" w:hAnsi="Segoe UI" w:cs="Segoe UI"/>
+        </w:rPr>
+      </w:pPr>
+      <w:r>
+        <w:rPr>
+          <w:rFonts w:ascii="Segoe UI" w:hAnsi="Segoe UI" w:cs="Segoe UI"/>
+        </w:rPr>
+        <w:t>Cette section permet de :</w:t>
+      </w:r>
+    </w:p>
+    <w:p>
+      <w:pPr>
+        <w:pStyle w:val="NormalWeb"/>
+        <w:rPr>
+          <w:rFonts w:ascii="Segoe UI" w:hAnsi="Segoe UI" w:cs="Segoe UI"/>
+        </w:rPr>
+      </w:pPr>
+      <w:r>
+        <w:rPr>
+          <w:rFonts w:ascii="Segoe UI" w:hAnsi="Segoe UI" w:cs="Segoe UI"/>
+        </w:rPr>
+        <w:lastRenderedPageBreak/>
+        <w:t>• retrouver facilement les versets qui ont marqué l’utilisateur</w:t>
+      </w:r>
+      <w:r>
+        <w:rPr>
+          <w:rFonts w:ascii="Segoe UI" w:hAnsi="Segoe UI" w:cs="Segoe UI"/>
+        </w:rPr>
+        <w:br/>
+        <w:t>• relire ces passages pour la prière et la méditation</w:t>
+      </w:r>
+      <w:r>
+        <w:rPr>
+          <w:rFonts w:ascii="Segoe UI" w:hAnsi="Segoe UI" w:cs="Segoe UI"/>
+        </w:rPr>
+        <w:br/>
+        <w:t>• conserver une collection personnelle de versets inspirants</w:t>
+      </w:r>
+    </w:p>
+    <w:p>
+      <w:pPr>
+        <w:pStyle w:val="NormalWeb"/>
+        <w:rPr>
+          <w:rFonts w:ascii="Segoe UI" w:hAnsi="Segoe UI" w:cs="Segoe UI"/>
+        </w:rPr>
+      </w:pPr>
+      <w:r>
+        <w:rPr>
+          <w:rFonts w:ascii="Segoe UI" w:hAnsi="Segoe UI" w:cs="Segoe UI"/>
+        </w:rPr>
+        <w:t xml:space="preserve">Chaque verset favori affiche également </w:t>
+      </w:r>
+      <w:r>
+        <w:rPr>
+          <w:rStyle w:val="lev"/>
+          <w:rFonts w:ascii="Segoe UI" w:hAnsi="Segoe UI" w:cs="Segoe UI"/>
+        </w:rPr>
+        <w:t>le titre du Psaume auquel il appartient</w:t>
+      </w:r>
+      <w:r>
+        <w:rPr>
+          <w:rFonts w:ascii="Segoe UI" w:hAnsi="Segoe UI" w:cs="Segoe UI"/>
+        </w:rPr>
+        <w:t>, afin de garder le contexte du passage.</w:t>
+      </w:r>
+    </w:p>
+    <w:p>
+      <w:pPr>
+        <w:rPr>
+          <w:rFonts w:ascii="Segoe UI" w:hAnsi="Segoe UI" w:cs="Segoe UI"/>
+        </w:rPr>
+      </w:pPr>
+      <w:r>
+        <w:rPr>
+          <w:rFonts w:ascii="Segoe UI" w:hAnsi="Segoe UI" w:cs="Segoe UI"/>
+        </w:rPr>
+        <w:pict>
+          <v:rect id="_x0000_i1032" style="width:0;height:1.5pt" o:hralign="center" o:hrstd="t" o:hr="t" fillcolor="#a0a0a0" stroked="f"/>
+        </w:pict>
+      </w:r>
+    </w:p>
+    <w:p>
+      <w:pPr>
+        <w:pStyle w:val="Titre3"/>
+        <w:rPr>
+          <w:rFonts w:ascii="Segoe UI" w:hAnsi="Segoe UI" w:cs="Segoe UI"/>
+        </w:rPr>
+      </w:pPr>
+      <w:r>
+        <w:rPr>
+          <w:rFonts w:ascii="Segoe UI" w:hAnsi="Segoe UI" w:cs="Segoe UI"/>
+        </w:rPr>
+        <w:t>Favoris des chapitres</w:t>
+      </w:r>
+    </w:p>
+    <w:p>
+      <w:pPr>
+        <w:pStyle w:val="NormalWeb"/>
+        <w:rPr>
+          <w:rFonts w:ascii="Segoe UI" w:hAnsi="Segoe UI" w:cs="Segoe UI"/>
+        </w:rPr>
+      </w:pPr>
+      <w:proofErr w:type="spellStart"/>
+      <w:r>
+        <w:rPr>
+          <w:rFonts w:ascii="Segoe UI" w:hAnsi="Segoe UI" w:cs="Segoe UI"/>
+        </w:rPr>
+        <w:t>AlertPsaume</w:t>
+      </w:r>
+      <w:proofErr w:type="spellEnd"/>
+      <w:r>
+        <w:rPr>
+          <w:rFonts w:ascii="Segoe UI" w:hAnsi="Segoe UI" w:cs="Segoe UI"/>
+        </w:rPr>
+        <w:t xml:space="preserve"> permet également d’enregistrer </w:t>
+      </w:r>
+      <w:r>
+        <w:rPr>
+          <w:rStyle w:val="lev"/>
+          <w:rFonts w:ascii="Segoe UI" w:hAnsi="Segoe UI" w:cs="Segoe UI"/>
+        </w:rPr>
+        <w:t>des chapitres entiers des Psaumes</w:t>
+      </w:r>
+      <w:r>
+        <w:rPr>
+          <w:rFonts w:ascii="Segoe UI" w:hAnsi="Segoe UI" w:cs="Segoe UI"/>
+        </w:rPr>
+        <w:t>.</w:t>
+      </w:r>
+    </w:p>
+    <w:p>
+      <w:pPr>
+        <w:pStyle w:val="NormalWeb"/>
+        <w:rPr>
+          <w:rFonts w:ascii="Segoe UI" w:hAnsi="Segoe UI" w:cs="Segoe UI"/>
+        </w:rPr>
+      </w:pPr>
+      <w:r>
+        <w:rPr>
+          <w:rFonts w:ascii="Segoe UI" w:hAnsi="Segoe UI" w:cs="Segoe UI"/>
+        </w:rPr>
+        <w:t xml:space="preserve">Une icône </w:t>
+      </w:r>
+      <w:r>
+        <w:rPr>
+          <w:rFonts w:ascii="Segoe UI Symbol" w:hAnsi="Segoe UI Symbol" w:cs="Segoe UI Symbol"/>
+        </w:rPr>
+        <w:t>⭐</w:t>
+      </w:r>
+      <w:r>
+        <w:rPr>
+          <w:rFonts w:ascii="Segoe UI" w:hAnsi="Segoe UI" w:cs="Segoe UI"/>
+        </w:rPr>
+        <w:t xml:space="preserve"> placée à côté du titre du Psaume permet de :</w:t>
+      </w:r>
+    </w:p>
+    <w:p>
+      <w:pPr>
+        <w:pStyle w:val="NormalWeb"/>
+        <w:rPr>
+          <w:rFonts w:ascii="Segoe UI" w:hAnsi="Segoe UI" w:cs="Segoe UI"/>
+        </w:rPr>
+      </w:pPr>
+      <w:r>
+        <w:rPr>
+          <w:rFonts w:ascii="Segoe UI" w:hAnsi="Segoe UI" w:cs="Segoe UI"/>
+        </w:rPr>
+        <w:t>• ajouter le chapitre aux favoris</w:t>
+      </w:r>
+      <w:r>
+        <w:rPr>
+          <w:rFonts w:ascii="Segoe UI" w:hAnsi="Segoe UI" w:cs="Segoe UI"/>
+        </w:rPr>
+        <w:br/>
+        <w:t>• retirer le chapitre des favoris à tout moment</w:t>
+      </w:r>
+    </w:p>
+    <w:p>
+      <w:pPr>
+        <w:pStyle w:val="NormalWeb"/>
+        <w:rPr>
+          <w:rFonts w:ascii="Segoe UI" w:hAnsi="Segoe UI" w:cs="Segoe UI"/>
+        </w:rPr>
+      </w:pPr>
+      <w:r>
+        <w:rPr>
+          <w:rFonts w:ascii="Segoe UI" w:hAnsi="Segoe UI" w:cs="Segoe UI"/>
+        </w:rPr>
+        <w:t>Les chapitres sauvegardés apparaissent dans la section :</w:t>
+      </w:r>
+    </w:p>
+    <w:p>
+      <w:pPr>
+        <w:pStyle w:val="NormalWeb"/>
+        <w:rPr>
+          <w:rFonts w:ascii="Segoe UI" w:hAnsi="Segoe UI" w:cs="Segoe UI"/>
+        </w:rPr>
+      </w:pPr>
+      <w:r>
+        <w:rPr>
+          <w:rStyle w:val="lev"/>
+          <w:rFonts w:ascii="Segoe UI" w:hAnsi="Segoe UI" w:cs="Segoe UI"/>
+        </w:rPr>
+        <w:t>Favoris des chapitres</w:t>
+      </w:r>
+    </w:p>
+    <w:p>
+      <w:pPr>
+        <w:pStyle w:val="NormalWeb"/>
+        <w:rPr>
+          <w:rFonts w:ascii="Segoe UI" w:hAnsi="Segoe UI" w:cs="Segoe UI"/>
+        </w:rPr>
+      </w:pPr>
+      <w:r>
+        <w:rPr>
+          <w:rFonts w:ascii="Segoe UI" w:hAnsi="Segoe UI" w:cs="Segoe UI"/>
+        </w:rPr>
+        <w:t>Depuis cette liste, l’utilisateur peut :</w:t>
+      </w:r>
+    </w:p>
+    <w:p>
+      <w:pPr>
+        <w:pStyle w:val="NormalWeb"/>
+        <w:rPr>
+          <w:rFonts w:ascii="Segoe UI" w:hAnsi="Segoe UI" w:cs="Segoe UI"/>
+        </w:rPr>
+      </w:pPr>
+      <w:r>
+        <w:rPr>
+          <w:rFonts w:ascii="Segoe UI" w:hAnsi="Segoe UI" w:cs="Segoe UI"/>
+        </w:rPr>
+        <w:t>• voir tous les chapitres qu’il a enregistrés</w:t>
+      </w:r>
+      <w:r>
+        <w:rPr>
+          <w:rFonts w:ascii="Segoe UI" w:hAnsi="Segoe UI" w:cs="Segoe UI"/>
+        </w:rPr>
+        <w:br/>
+        <w:t xml:space="preserve">• cliquer sur le titre d’un Psaume pour </w:t>
+      </w:r>
+      <w:r>
+        <w:rPr>
+          <w:rStyle w:val="lev"/>
+          <w:rFonts w:ascii="Segoe UI" w:hAnsi="Segoe UI" w:cs="Segoe UI"/>
+        </w:rPr>
+        <w:t>ouvrir et lire le chapitre complet</w:t>
+      </w:r>
+      <w:r>
+        <w:rPr>
+          <w:rFonts w:ascii="Segoe UI" w:hAnsi="Segoe UI" w:cs="Segoe UI"/>
+        </w:rPr>
+        <w:br/>
+        <w:t>• supprimer un chapitre favori à tout moment en désactivant l’étoile</w:t>
+      </w:r>
+    </w:p>
+    <w:p>
+      <w:pPr>
+        <w:pStyle w:val="NormalWeb"/>
+        <w:rPr>
+          <w:rFonts w:ascii="Segoe UI" w:hAnsi="Segoe UI" w:cs="Segoe UI"/>
+        </w:rPr>
+      </w:pPr>
+      <w:r>
+        <w:rPr>
+          <w:rFonts w:ascii="Segoe UI" w:hAnsi="Segoe UI" w:cs="Segoe UI"/>
+        </w:rPr>
+        <w:t xml:space="preserve">Grâce à ce système, l’utilisateur peut créer </w:t>
+      </w:r>
+      <w:r>
+        <w:rPr>
+          <w:rStyle w:val="lev"/>
+          <w:rFonts w:ascii="Segoe UI" w:hAnsi="Segoe UI" w:cs="Segoe UI"/>
+        </w:rPr>
+        <w:t>une collection personnelle de passages bibliques inspirants</w:t>
+      </w:r>
+      <w:r>
+        <w:rPr>
+          <w:rFonts w:ascii="Segoe UI" w:hAnsi="Segoe UI" w:cs="Segoe UI"/>
+        </w:rPr>
+        <w:t xml:space="preserve"> et y revenir facilement pour la prière et la méditation.</w:t>
+      </w:r>
+    </w:p>
+    <w:p>
+      <w:pPr>
+        <w:rPr>
+          <w:rFonts w:ascii="Segoe UI" w:hAnsi="Segoe UI" w:cs="Segoe UI"/>
+        </w:rPr>
+      </w:pPr>
+      <w:r>
+        <w:rPr>
+          <w:rFonts w:ascii="Segoe UI" w:hAnsi="Segoe UI" w:cs="Segoe UI"/>
+        </w:rPr>
+        <w:pict>
+          <v:rect id="_x0000_i1033" style="width:0;height:1.5pt" o:hralign="center" o:hrstd="t" o:hr="t" fillcolor="#a0a0a0" stroked="f"/>
+        </w:pict>
+      </w:r>
+    </w:p>
+    <w:p>
+      <w:pPr>
+        <w:pStyle w:val="Titre2"/>
+        <w:rPr>
+          <w:rFonts w:ascii="Segoe UI" w:hAnsi="Segoe UI" w:cs="Segoe UI"/>
+        </w:rPr>
+      </w:pPr>
+      <w:r>
+        <w:rPr>
+          <w:rFonts w:ascii="Segoe UI" w:hAnsi="Segoe UI" w:cs="Segoe UI"/>
+        </w:rPr>
+        <w:t>5. Sélection aléatoire inspirante</w:t>
+      </w:r>
+    </w:p>
+    <w:p>
+      <w:pPr>
+        <w:pStyle w:val="NormalWeb"/>
+        <w:rPr>
+          <w:rFonts w:ascii="Segoe UI" w:hAnsi="Segoe UI" w:cs="Segoe UI"/>
+        </w:rPr>
+      </w:pPr>
+      <w:r>
+        <w:rPr>
+          <w:rFonts w:ascii="Segoe UI" w:hAnsi="Segoe UI" w:cs="Segoe UI"/>
+        </w:rPr>
+        <w:t xml:space="preserve">Le verset et le chapitre du jour sont affichés </w:t>
+      </w:r>
+      <w:r>
+        <w:rPr>
+          <w:rStyle w:val="lev"/>
+          <w:rFonts w:ascii="Segoe UI" w:hAnsi="Segoe UI" w:cs="Segoe UI"/>
+        </w:rPr>
+        <w:t>de manière aléatoire</w:t>
+      </w:r>
+      <w:r>
+        <w:rPr>
+          <w:rFonts w:ascii="Segoe UI" w:hAnsi="Segoe UI" w:cs="Segoe UI"/>
+        </w:rPr>
+        <w:t xml:space="preserve"> grâce à l’algorithme interne.</w:t>
+      </w:r>
+    </w:p>
+    <w:p>
+      <w:pPr>
+        <w:pStyle w:val="NormalWeb"/>
+        <w:rPr>
+          <w:rFonts w:ascii="Segoe UI" w:hAnsi="Segoe UI" w:cs="Segoe UI"/>
+        </w:rPr>
+      </w:pPr>
+      <w:r>
+        <w:rPr>
+          <w:rFonts w:ascii="Segoe UI" w:hAnsi="Segoe UI" w:cs="Segoe UI"/>
+        </w:rPr>
+        <w:t xml:space="preserve">Chaque jour, un chapitre unique est proposé afin de vous accompagner dans </w:t>
+      </w:r>
+      <w:r>
+        <w:rPr>
+          <w:rStyle w:val="lev"/>
+          <w:rFonts w:ascii="Segoe UI" w:hAnsi="Segoe UI" w:cs="Segoe UI"/>
+        </w:rPr>
+        <w:t>une méditation régulière des Psaumes</w:t>
+      </w:r>
+      <w:r>
+        <w:rPr>
+          <w:rFonts w:ascii="Segoe UI" w:hAnsi="Segoe UI" w:cs="Segoe UI"/>
+        </w:rPr>
+        <w:t>.</w:t>
+      </w:r>
+    </w:p>
+    <w:p>
+      <w:pPr>
+        <w:pStyle w:val="NormalWeb"/>
+        <w:rPr>
+          <w:rFonts w:ascii="Segoe UI" w:hAnsi="Segoe UI" w:cs="Segoe UI"/>
+        </w:rPr>
+      </w:pPr>
+      <w:r>
+        <w:rPr>
+          <w:rFonts w:ascii="Segoe UI" w:hAnsi="Segoe UI" w:cs="Segoe UI"/>
+        </w:rPr>
+        <w:lastRenderedPageBreak/>
+        <w:t xml:space="preserve">Cette approche vise à encourager une lecture quotidienne des Psaumes, </w:t>
+      </w:r>
+      <w:r>
+        <w:rPr>
+          <w:rStyle w:val="lev"/>
+          <w:rFonts w:ascii="Segoe UI" w:hAnsi="Segoe UI" w:cs="Segoe UI"/>
+        </w:rPr>
+        <w:t>Parole Puissante de l’Éternel, notre Dieu</w:t>
+      </w:r>
+      <w:r>
+        <w:rPr>
+          <w:rFonts w:ascii="Segoe UI" w:hAnsi="Segoe UI" w:cs="Segoe UI"/>
+        </w:rPr>
+        <w:t>, car il est écrit :</w:t>
+      </w:r>
+    </w:p>
+    <w:p>
+      <w:pPr>
+        <w:pStyle w:val="NormalWeb"/>
+        <w:rPr>
+          <w:rFonts w:ascii="Segoe UI" w:hAnsi="Segoe UI" w:cs="Segoe UI"/>
+        </w:rPr>
+      </w:pPr>
+      <w:r>
+        <w:rPr>
+          <w:rFonts w:ascii="Segoe UI" w:hAnsi="Segoe UI" w:cs="Segoe UI"/>
+        </w:rPr>
+        <w:t xml:space="preserve">« </w:t>
+      </w:r>
+      <w:r>
+        <w:rPr>
+          <w:rStyle w:val="Accentuation"/>
+          <w:rFonts w:ascii="Segoe UI" w:hAnsi="Segoe UI" w:cs="Segoe UI"/>
+        </w:rPr>
+        <w:t>Toute Écriture est inspirée de Dieu</w:t>
+      </w:r>
+      <w:r>
+        <w:rPr>
+          <w:rFonts w:ascii="Segoe UI" w:hAnsi="Segoe UI" w:cs="Segoe UI"/>
+        </w:rPr>
+        <w:t xml:space="preserve"> »</w:t>
+      </w:r>
+      <w:r>
+        <w:rPr>
+          <w:rFonts w:ascii="Segoe UI" w:hAnsi="Segoe UI" w:cs="Segoe UI"/>
+        </w:rPr>
+        <w:br/>
+        <w:t>(</w:t>
+      </w:r>
+      <w:r>
+        <w:rPr>
+          <w:rStyle w:val="lev"/>
+          <w:rFonts w:ascii="Segoe UI" w:hAnsi="Segoe UI" w:cs="Segoe UI"/>
+        </w:rPr>
+        <w:t>2 Timothée 3:16</w:t>
+      </w:r>
+      <w:r>
+        <w:rPr>
+          <w:rFonts w:ascii="Segoe UI" w:hAnsi="Segoe UI" w:cs="Segoe UI"/>
+        </w:rPr>
+        <w:t>)</w:t>
+      </w:r>
+    </w:p>
+    <w:p>
+      <w:pPr>
+        <w:pStyle w:val="NormalWeb"/>
+        <w:rPr>
+          <w:rFonts w:ascii="Segoe UI" w:hAnsi="Segoe UI" w:cs="Segoe UI"/>
+        </w:rPr>
+      </w:pPr>
+      <w:r>
+        <w:rPr>
+          <w:rFonts w:ascii="Segoe UI" w:hAnsi="Segoe UI" w:cs="Segoe UI"/>
+        </w:rPr>
+        <w:t xml:space="preserve">À travers les Psaumes, nous comprenons pourquoi </w:t>
+      </w:r>
+      <w:r>
+        <w:rPr>
+          <w:rStyle w:val="lev"/>
+          <w:rFonts w:ascii="Segoe UI" w:hAnsi="Segoe UI" w:cs="Segoe UI"/>
+        </w:rPr>
+        <w:t>David a été appelé « HOMME SELON LE CŒUR DE DIEU »</w:t>
+      </w:r>
+      <w:r>
+        <w:rPr>
+          <w:rFonts w:ascii="Segoe UI" w:hAnsi="Segoe UI" w:cs="Segoe UI"/>
+        </w:rPr>
+        <w:t>.</w:t>
+      </w:r>
+    </w:p>
+    <w:p>
+      <w:pPr>
+        <w:rPr>
+          <w:rFonts w:ascii="Segoe UI" w:hAnsi="Segoe UI" w:cs="Segoe UI"/>
           <w:sz w:val="24"/>
           <w:szCs w:val="24"/>
-          <w:lang w:val="fr-FR"/>
-        </w:rPr>
-      </w:pPr>
-      <w:proofErr w:type="spellStart"/>
-      <w:r>
-        <w:rPr>
-          <w:rFonts w:ascii="Times New Roman" w:eastAsia="Times New Roman" w:hAnsi="Times New Roman" w:cs="Times New Roman"/>
-          <w:b/>
-          <w:bCs/>
-          <w:sz w:val="24"/>
-          <w:szCs w:val="24"/>
-          <w:lang w:val="fr-FR"/>
-        </w:rPr>
-        <w:t>AlertPsaume</w:t>
-      </w:r>
-      <w:proofErr w:type="spellEnd"/>
-      <w:r>
-        <w:rPr>
-          <w:rFonts w:ascii="Times New Roman" w:eastAsia="Times New Roman" w:hAnsi="Times New Roman" w:cs="Times New Roman"/>
-          <w:sz w:val="24"/>
-          <w:szCs w:val="24"/>
-          <w:lang w:val="fr-FR"/>
-        </w:rPr>
-        <w:t xml:space="preserve"> est une application Android qui pe</w:t>
-      </w:r>
-      <w:r>
-        <w:rPr>
-          <w:rFonts w:ascii="Times New Roman" w:eastAsia="Times New Roman" w:hAnsi="Times New Roman" w:cs="Times New Roman"/>
-          <w:sz w:val="24"/>
-          <w:szCs w:val="24"/>
-          <w:lang w:val="fr-FR"/>
-        </w:rPr>
-        <w:t xml:space="preserve">rmet de recevoir chaque jour le </w:t>
-      </w:r>
-      <w:r>
-        <w:rPr>
-          <w:rFonts w:ascii="Times New Roman" w:eastAsia="Times New Roman" w:hAnsi="Times New Roman" w:cs="Times New Roman"/>
-          <w:sz w:val="24"/>
-          <w:szCs w:val="24"/>
-          <w:lang w:val="fr-FR"/>
-        </w:rPr>
-        <w:t>verset et un chapitre des Psaumes grâce à un algorithme interne avancé, sans utiliser l’intelligence artificielle ni nécessiter de connexion Internet.</w:t>
-      </w:r>
-    </w:p>
-    <w:p>
-      <w:pPr>
-        <w:spacing w:before="100" w:beforeAutospacing="1" w:after="100" w:afterAutospacing="1" w:line="240" w:lineRule="auto"/>
-        <w:rPr>
-          <w:rFonts w:ascii="Times New Roman" w:eastAsia="Times New Roman" w:hAnsi="Times New Roman" w:cs="Times New Roman"/>
-          <w:sz w:val="24"/>
-          <w:szCs w:val="24"/>
-          <w:lang w:val="fr-FR"/>
-        </w:rPr>
-      </w:pPr>
-      <w:r>
-        <w:rPr>
-          <w:rFonts w:ascii="Times New Roman" w:eastAsia="Times New Roman" w:hAnsi="Times New Roman" w:cs="Times New Roman"/>
-          <w:sz w:val="24"/>
-          <w:szCs w:val="24"/>
-          <w:lang w:val="fr-FR"/>
-        </w:rPr>
-        <w:t>L’application fonctionne entièrement hors ligne et de manière autonome.</w:t>
-      </w:r>
-    </w:p>
-    <w:p>
-      <w:pPr>
-        <w:spacing w:after="0" w:line="240" w:lineRule="auto"/>
-        <w:rPr>
-          <w:rFonts w:ascii="Times New Roman" w:eastAsia="Times New Roman" w:hAnsi="Times New Roman" w:cs="Times New Roman"/>
-          <w:sz w:val="24"/>
-          <w:szCs w:val="24"/>
-        </w:rPr>
-      </w:pPr>
-      <w:r>
-        <w:rPr>
-          <w:rFonts w:ascii="Times New Roman" w:eastAsia="Times New Roman" w:hAnsi="Times New Roman" w:cs="Times New Roman"/>
-          <w:sz w:val="24"/>
-          <w:szCs w:val="24"/>
-        </w:rPr>
-        <w:pict>
-          <v:rect id="_x0000_i1025" style="width:0;height:1.5pt" o:hralign="center" o:hrstd="t" o:hr="t" fillcolor="#a0a0a0" stroked="f"/>
-        </w:pict>
-      </w:r>
-    </w:p>
-    <w:p>
-      <w:pPr>
-        <w:spacing w:before="100" w:beforeAutospacing="1" w:after="100" w:afterAutospacing="1" w:line="240" w:lineRule="auto"/>
-        <w:outlineLvl w:val="1"/>
-        <w:rPr>
-          <w:rFonts w:ascii="Times New Roman" w:eastAsia="Times New Roman" w:hAnsi="Times New Roman" w:cs="Times New Roman"/>
-          <w:b/>
-          <w:bCs/>
-          <w:sz w:val="36"/>
-          <w:szCs w:val="36"/>
-          <w:lang w:val="fr-FR"/>
-        </w:rPr>
-      </w:pPr>
-      <w:r>
-        <w:rPr>
-          <w:rFonts w:ascii="Times New Roman" w:eastAsia="Times New Roman" w:hAnsi="Times New Roman" w:cs="Times New Roman"/>
-          <w:b/>
-          <w:bCs/>
-          <w:sz w:val="36"/>
-          <w:szCs w:val="36"/>
-          <w:lang w:val="fr-FR"/>
-        </w:rPr>
-        <w:t>Pourquoi avons-nous conçu cette application ?</w:t>
-      </w:r>
-    </w:p>
-    <w:p>
-      <w:pPr>
-        <w:spacing w:before="100" w:beforeAutospacing="1" w:after="100" w:afterAutospacing="1" w:line="240" w:lineRule="auto"/>
-        <w:rPr>
-          <w:rFonts w:ascii="Times New Roman" w:eastAsia="Times New Roman" w:hAnsi="Times New Roman" w:cs="Times New Roman"/>
-          <w:sz w:val="24"/>
-          <w:szCs w:val="24"/>
-          <w:lang w:val="fr-FR"/>
-        </w:rPr>
-      </w:pPr>
-      <w:r>
-        <w:rPr>
-          <w:rFonts w:ascii="Times New Roman" w:eastAsia="Times New Roman" w:hAnsi="Times New Roman" w:cs="Times New Roman"/>
-          <w:sz w:val="24"/>
-          <w:szCs w:val="24"/>
-          <w:lang w:val="fr-FR"/>
-        </w:rPr>
-        <w:t xml:space="preserve">La Bible nous exhorte dans </w:t>
-      </w:r>
-      <w:r>
-        <w:rPr>
-          <w:rFonts w:ascii="Times New Roman" w:eastAsia="Times New Roman" w:hAnsi="Times New Roman" w:cs="Times New Roman"/>
-          <w:b/>
-          <w:bCs/>
-          <w:sz w:val="24"/>
-          <w:szCs w:val="24"/>
-          <w:lang w:val="fr-FR"/>
-        </w:rPr>
-        <w:t xml:space="preserve">Éphésiens </w:t>
-      </w:r>
-      <w:proofErr w:type="gramStart"/>
-      <w:r>
-        <w:rPr>
-          <w:rFonts w:ascii="Times New Roman" w:eastAsia="Times New Roman" w:hAnsi="Times New Roman" w:cs="Times New Roman"/>
-          <w:b/>
-          <w:bCs/>
-          <w:sz w:val="24"/>
-          <w:szCs w:val="24"/>
-          <w:lang w:val="fr-FR"/>
-        </w:rPr>
-        <w:t>5:</w:t>
-      </w:r>
-      <w:proofErr w:type="gramEnd"/>
-      <w:r>
-        <w:rPr>
-          <w:rFonts w:ascii="Times New Roman" w:eastAsia="Times New Roman" w:hAnsi="Times New Roman" w:cs="Times New Roman"/>
-          <w:b/>
-          <w:bCs/>
-          <w:sz w:val="24"/>
-          <w:szCs w:val="24"/>
-          <w:lang w:val="fr-FR"/>
-        </w:rPr>
-        <w:t>19</w:t>
-      </w:r>
-      <w:r>
-        <w:rPr>
-          <w:rFonts w:ascii="Times New Roman" w:eastAsia="Times New Roman" w:hAnsi="Times New Roman" w:cs="Times New Roman"/>
-          <w:sz w:val="24"/>
-          <w:szCs w:val="24"/>
-          <w:lang w:val="fr-FR"/>
-        </w:rPr>
-        <w:t xml:space="preserve"> :</w:t>
-      </w:r>
-    </w:p>
-    <w:p>
-      <w:pPr>
-        <w:spacing w:beforeAutospacing="1" w:after="100" w:afterAutospacing="1" w:line="240" w:lineRule="auto"/>
-        <w:rPr>
-          <w:rFonts w:ascii="Times New Roman" w:eastAsia="Times New Roman" w:hAnsi="Times New Roman" w:cs="Times New Roman"/>
-          <w:sz w:val="24"/>
-          <w:szCs w:val="24"/>
-          <w:lang w:val="fr-FR"/>
-        </w:rPr>
-      </w:pPr>
-      <w:r>
-        <w:rPr>
-          <w:rFonts w:ascii="Times New Roman" w:eastAsia="Times New Roman" w:hAnsi="Times New Roman" w:cs="Times New Roman"/>
-          <w:i/>
-          <w:iCs/>
-          <w:sz w:val="24"/>
-          <w:szCs w:val="24"/>
-          <w:lang w:val="fr-FR"/>
-        </w:rPr>
-        <w:t>« Entretenez-vous par des psaumes, par des hymnes et par des cantiques spirituels, chantant et célébrant de tout votre cœur les louanges du Seigneur. »</w:t>
-      </w:r>
-    </w:p>
-    <w:p>
-      <w:pPr>
-        <w:spacing w:before="100" w:beforeAutospacing="1" w:after="100" w:afterAutospacing="1" w:line="240" w:lineRule="auto"/>
-        <w:rPr>
-          <w:rFonts w:ascii="Times New Roman" w:eastAsia="Times New Roman" w:hAnsi="Times New Roman" w:cs="Times New Roman"/>
-          <w:sz w:val="24"/>
-          <w:szCs w:val="24"/>
-          <w:lang w:val="fr-FR"/>
-        </w:rPr>
-      </w:pPr>
-      <w:r>
-        <w:rPr>
-          <w:rFonts w:ascii="Times New Roman" w:eastAsia="Times New Roman" w:hAnsi="Times New Roman" w:cs="Times New Roman"/>
-          <w:sz w:val="24"/>
-          <w:szCs w:val="24"/>
-          <w:lang w:val="fr-FR"/>
-        </w:rPr>
-        <w:t xml:space="preserve">Les Psaumes sont des paroles puissantes qui accompagnent le croyant </w:t>
-      </w:r>
-      <w:r>
-        <w:rPr>
-          <w:rFonts w:ascii="Times New Roman" w:eastAsia="Times New Roman" w:hAnsi="Times New Roman" w:cs="Times New Roman"/>
-          <w:sz w:val="24"/>
-          <w:szCs w:val="24"/>
-          <w:lang w:val="fr-FR"/>
-        </w:rPr>
-        <w:t>du Seigneur Jésus-Christ de Nazareth tout au long de la</w:t>
-      </w:r>
-      <w:r>
-        <w:rPr>
-          <w:rFonts w:ascii="Times New Roman" w:eastAsia="Times New Roman" w:hAnsi="Times New Roman" w:cs="Times New Roman"/>
-          <w:sz w:val="24"/>
-          <w:szCs w:val="24"/>
-          <w:lang w:val="fr-FR"/>
-        </w:rPr>
-        <w:t xml:space="preserve"> vie.</w:t>
-      </w:r>
-    </w:p>
-    <w:p>
-      <w:pPr>
-        <w:spacing w:after="0" w:line="240" w:lineRule="auto"/>
-        <w:rPr>
-          <w:rFonts w:ascii="Times New Roman" w:eastAsia="Times New Roman" w:hAnsi="Times New Roman" w:cs="Times New Roman"/>
-          <w:sz w:val="24"/>
-          <w:szCs w:val="24"/>
-        </w:rPr>
-      </w:pPr>
-    </w:p>
-    <w:p>
-      <w:pPr>
-        <w:spacing w:before="100" w:beforeAutospacing="1" w:after="100" w:afterAutospacing="1" w:line="240" w:lineRule="auto"/>
-        <w:outlineLvl w:val="1"/>
-        <w:rPr>
-          <w:rFonts w:ascii="Times New Roman" w:eastAsia="Times New Roman" w:hAnsi="Times New Roman" w:cs="Times New Roman"/>
-          <w:b/>
-          <w:bCs/>
-          <w:sz w:val="36"/>
-          <w:szCs w:val="36"/>
-        </w:rPr>
-      </w:pPr>
-      <w:proofErr w:type="spellStart"/>
-      <w:r>
-        <w:rPr>
-          <w:rFonts w:ascii="Times New Roman" w:eastAsia="Times New Roman" w:hAnsi="Times New Roman" w:cs="Times New Roman"/>
-          <w:b/>
-          <w:bCs/>
-          <w:sz w:val="36"/>
-          <w:szCs w:val="36"/>
-        </w:rPr>
-        <w:t>Fonctionnalités</w:t>
-      </w:r>
-      <w:proofErr w:type="spellEnd"/>
-      <w:r>
-        <w:rPr>
-          <w:rFonts w:ascii="Times New Roman" w:eastAsia="Times New Roman" w:hAnsi="Times New Roman" w:cs="Times New Roman"/>
-          <w:b/>
-          <w:bCs/>
-          <w:sz w:val="36"/>
-          <w:szCs w:val="36"/>
-        </w:rPr>
-        <w:t xml:space="preserve"> </w:t>
-      </w:r>
-      <w:proofErr w:type="spellStart"/>
-      <w:r>
-        <w:rPr>
-          <w:rFonts w:ascii="Times New Roman" w:eastAsia="Times New Roman" w:hAnsi="Times New Roman" w:cs="Times New Roman"/>
-          <w:b/>
-          <w:bCs/>
-          <w:sz w:val="36"/>
-          <w:szCs w:val="36"/>
-        </w:rPr>
-        <w:t>principales</w:t>
-      </w:r>
-      <w:proofErr w:type="spellEnd"/>
-    </w:p>
-    <w:p>
-      <w:pPr>
-        <w:spacing w:before="100" w:beforeAutospacing="1" w:after="100" w:afterAutospacing="1" w:line="240" w:lineRule="auto"/>
-        <w:outlineLvl w:val="2"/>
-        <w:rPr>
-          <w:rFonts w:ascii="Times New Roman" w:eastAsia="Times New Roman" w:hAnsi="Times New Roman" w:cs="Times New Roman"/>
-          <w:b/>
-          <w:bCs/>
-          <w:sz w:val="27"/>
-          <w:szCs w:val="27"/>
-        </w:rPr>
-      </w:pPr>
-      <w:r>
-        <w:rPr>
-          <w:rFonts w:ascii="Times New Roman" w:eastAsia="Times New Roman" w:hAnsi="Times New Roman" w:cs="Times New Roman"/>
-          <w:b/>
-          <w:bCs/>
-          <w:sz w:val="27"/>
-          <w:szCs w:val="27"/>
-        </w:rPr>
-        <w:t xml:space="preserve">1. </w:t>
-      </w:r>
-      <w:proofErr w:type="spellStart"/>
-      <w:r>
-        <w:rPr>
-          <w:rFonts w:ascii="Times New Roman" w:eastAsia="Times New Roman" w:hAnsi="Times New Roman" w:cs="Times New Roman"/>
-          <w:b/>
-          <w:bCs/>
-          <w:sz w:val="27"/>
-          <w:szCs w:val="27"/>
-        </w:rPr>
-        <w:t>Fonctionnement</w:t>
-      </w:r>
-      <w:proofErr w:type="spellEnd"/>
-      <w:r>
-        <w:rPr>
-          <w:rFonts w:ascii="Times New Roman" w:eastAsia="Times New Roman" w:hAnsi="Times New Roman" w:cs="Times New Roman"/>
-          <w:b/>
-          <w:bCs/>
-          <w:sz w:val="27"/>
-          <w:szCs w:val="27"/>
-        </w:rPr>
-        <w:t xml:space="preserve"> 100 % hors </w:t>
-      </w:r>
-      <w:proofErr w:type="spellStart"/>
-      <w:r>
-        <w:rPr>
-          <w:rFonts w:ascii="Times New Roman" w:eastAsia="Times New Roman" w:hAnsi="Times New Roman" w:cs="Times New Roman"/>
-          <w:b/>
-          <w:bCs/>
-          <w:sz w:val="27"/>
-          <w:szCs w:val="27"/>
-        </w:rPr>
-        <w:t>ligne</w:t>
-      </w:r>
-      <w:proofErr w:type="spellEnd"/>
-    </w:p>
-    <w:p>
-      <w:pPr>
-        <w:numPr>
-          <w:ilvl w:val="0"/>
-          <w:numId w:val="1"/>
-        </w:numPr>
-        <w:spacing w:before="100" w:beforeAutospacing="1" w:after="100" w:afterAutospacing="1" w:line="240" w:lineRule="auto"/>
-        <w:rPr>
-          <w:rFonts w:ascii="Times New Roman" w:eastAsia="Times New Roman" w:hAnsi="Times New Roman" w:cs="Times New Roman"/>
-          <w:sz w:val="24"/>
-          <w:szCs w:val="24"/>
-        </w:rPr>
-      </w:pPr>
-      <w:proofErr w:type="spellStart"/>
-      <w:r>
-        <w:rPr>
-          <w:rFonts w:ascii="Times New Roman" w:eastAsia="Times New Roman" w:hAnsi="Times New Roman" w:cs="Times New Roman"/>
-          <w:sz w:val="24"/>
-          <w:szCs w:val="24"/>
-        </w:rPr>
-        <w:t>Aucune</w:t>
-      </w:r>
-      <w:proofErr w:type="spellEnd"/>
-      <w:r>
-        <w:rPr>
-          <w:rFonts w:ascii="Times New Roman" w:eastAsia="Times New Roman" w:hAnsi="Times New Roman" w:cs="Times New Roman"/>
-          <w:sz w:val="24"/>
-          <w:szCs w:val="24"/>
-        </w:rPr>
-        <w:t xml:space="preserve"> </w:t>
-      </w:r>
-      <w:proofErr w:type="spellStart"/>
-      <w:r>
-        <w:rPr>
-          <w:rFonts w:ascii="Times New Roman" w:eastAsia="Times New Roman" w:hAnsi="Times New Roman" w:cs="Times New Roman"/>
-          <w:sz w:val="24"/>
-          <w:szCs w:val="24"/>
-        </w:rPr>
-        <w:t>connexion</w:t>
-      </w:r>
-      <w:proofErr w:type="spellEnd"/>
-      <w:r>
-        <w:rPr>
-          <w:rFonts w:ascii="Times New Roman" w:eastAsia="Times New Roman" w:hAnsi="Times New Roman" w:cs="Times New Roman"/>
-          <w:sz w:val="24"/>
-          <w:szCs w:val="24"/>
-        </w:rPr>
-        <w:t xml:space="preserve"> Internet </w:t>
-      </w:r>
-      <w:proofErr w:type="spellStart"/>
-      <w:r>
-        <w:rPr>
-          <w:rFonts w:ascii="Times New Roman" w:eastAsia="Times New Roman" w:hAnsi="Times New Roman" w:cs="Times New Roman"/>
-          <w:sz w:val="24"/>
-          <w:szCs w:val="24"/>
-        </w:rPr>
-        <w:t>requise</w:t>
-      </w:r>
-      <w:proofErr w:type="spellEnd"/>
-    </w:p>
-    <w:p>
-      <w:pPr>
-        <w:numPr>
-          <w:ilvl w:val="0"/>
-          <w:numId w:val="1"/>
-        </w:numPr>
-        <w:spacing w:before="100" w:beforeAutospacing="1" w:after="100" w:afterAutospacing="1" w:line="240" w:lineRule="auto"/>
-        <w:rPr>
-          <w:rFonts w:ascii="Times New Roman" w:eastAsia="Times New Roman" w:hAnsi="Times New Roman" w:cs="Times New Roman"/>
-          <w:sz w:val="24"/>
-          <w:szCs w:val="24"/>
-        </w:rPr>
-      </w:pPr>
-      <w:proofErr w:type="spellStart"/>
-      <w:r>
-        <w:rPr>
-          <w:rFonts w:ascii="Times New Roman" w:eastAsia="Times New Roman" w:hAnsi="Times New Roman" w:cs="Times New Roman"/>
-          <w:sz w:val="24"/>
-          <w:szCs w:val="24"/>
-        </w:rPr>
-        <w:t>Aucun</w:t>
-      </w:r>
-      <w:proofErr w:type="spellEnd"/>
-      <w:r>
-        <w:rPr>
-          <w:rFonts w:ascii="Times New Roman" w:eastAsia="Times New Roman" w:hAnsi="Times New Roman" w:cs="Times New Roman"/>
-          <w:sz w:val="24"/>
-          <w:szCs w:val="24"/>
-        </w:rPr>
-        <w:t xml:space="preserve"> </w:t>
-      </w:r>
-      <w:proofErr w:type="spellStart"/>
-      <w:r>
-        <w:rPr>
-          <w:rFonts w:ascii="Times New Roman" w:eastAsia="Times New Roman" w:hAnsi="Times New Roman" w:cs="Times New Roman"/>
-          <w:sz w:val="24"/>
-          <w:szCs w:val="24"/>
-        </w:rPr>
-        <w:t>recours</w:t>
-      </w:r>
-      <w:proofErr w:type="spellEnd"/>
-      <w:r>
-        <w:rPr>
-          <w:rFonts w:ascii="Times New Roman" w:eastAsia="Times New Roman" w:hAnsi="Times New Roman" w:cs="Times New Roman"/>
-          <w:sz w:val="24"/>
-          <w:szCs w:val="24"/>
-        </w:rPr>
-        <w:t xml:space="preserve"> à </w:t>
-      </w:r>
-      <w:proofErr w:type="spellStart"/>
-      <w:r>
-        <w:rPr>
-          <w:rFonts w:ascii="Times New Roman" w:eastAsia="Times New Roman" w:hAnsi="Times New Roman" w:cs="Times New Roman"/>
-          <w:sz w:val="24"/>
-          <w:szCs w:val="24"/>
-        </w:rPr>
-        <w:t>l’intelligence</w:t>
-      </w:r>
-      <w:proofErr w:type="spellEnd"/>
-      <w:r>
-        <w:rPr>
-          <w:rFonts w:ascii="Times New Roman" w:eastAsia="Times New Roman" w:hAnsi="Times New Roman" w:cs="Times New Roman"/>
-          <w:sz w:val="24"/>
-          <w:szCs w:val="24"/>
-        </w:rPr>
-        <w:t xml:space="preserve"> </w:t>
-      </w:r>
-      <w:proofErr w:type="spellStart"/>
-      <w:r>
-        <w:rPr>
-          <w:rFonts w:ascii="Times New Roman" w:eastAsia="Times New Roman" w:hAnsi="Times New Roman" w:cs="Times New Roman"/>
-          <w:sz w:val="24"/>
-          <w:szCs w:val="24"/>
-        </w:rPr>
-        <w:t>artificielle</w:t>
-      </w:r>
-      <w:proofErr w:type="spellEnd"/>
-    </w:p>
-    <w:p>
-      <w:pPr>
-        <w:numPr>
-          <w:ilvl w:val="0"/>
-          <w:numId w:val="1"/>
-        </w:numPr>
-        <w:spacing w:before="100" w:beforeAutospacing="1" w:after="100" w:afterAutospacing="1" w:line="240" w:lineRule="auto"/>
-        <w:rPr>
-          <w:rFonts w:ascii="Times New Roman" w:eastAsia="Times New Roman" w:hAnsi="Times New Roman" w:cs="Times New Roman"/>
-          <w:sz w:val="24"/>
-          <w:szCs w:val="24"/>
-        </w:rPr>
-      </w:pPr>
-      <w:proofErr w:type="spellStart"/>
-      <w:r>
-        <w:rPr>
-          <w:rFonts w:ascii="Times New Roman" w:eastAsia="Times New Roman" w:hAnsi="Times New Roman" w:cs="Times New Roman"/>
-          <w:sz w:val="24"/>
-          <w:szCs w:val="24"/>
-        </w:rPr>
-        <w:t>Algorithme</w:t>
-      </w:r>
-      <w:proofErr w:type="spellEnd"/>
-      <w:r>
-        <w:rPr>
-          <w:rFonts w:ascii="Times New Roman" w:eastAsia="Times New Roman" w:hAnsi="Times New Roman" w:cs="Times New Roman"/>
-          <w:sz w:val="24"/>
-          <w:szCs w:val="24"/>
-        </w:rPr>
-        <w:t xml:space="preserve"> interne </w:t>
-      </w:r>
-      <w:proofErr w:type="spellStart"/>
-      <w:r>
-        <w:rPr>
-          <w:rFonts w:ascii="Times New Roman" w:eastAsia="Times New Roman" w:hAnsi="Times New Roman" w:cs="Times New Roman"/>
-          <w:sz w:val="24"/>
-          <w:szCs w:val="24"/>
-        </w:rPr>
-        <w:t>autonome</w:t>
-      </w:r>
-      <w:proofErr w:type="spellEnd"/>
-    </w:p>
-    <w:p>
-      <w:pPr>
-        <w:spacing w:before="100" w:beforeAutospacing="1" w:after="100" w:afterAutospacing="1" w:line="240" w:lineRule="auto"/>
-        <w:outlineLvl w:val="2"/>
-        <w:rPr>
-          <w:rFonts w:ascii="Times New Roman" w:eastAsia="Times New Roman" w:hAnsi="Times New Roman" w:cs="Times New Roman"/>
-          <w:b/>
-          <w:bCs/>
-          <w:sz w:val="27"/>
-          <w:szCs w:val="27"/>
-        </w:rPr>
-      </w:pPr>
-      <w:r>
-        <w:rPr>
-          <w:rFonts w:ascii="Times New Roman" w:eastAsia="Times New Roman" w:hAnsi="Times New Roman" w:cs="Times New Roman"/>
-          <w:b/>
-          <w:bCs/>
-          <w:sz w:val="27"/>
-          <w:szCs w:val="27"/>
-        </w:rPr>
-        <w:t xml:space="preserve">2. Notification </w:t>
-      </w:r>
-      <w:proofErr w:type="spellStart"/>
-      <w:r>
-        <w:rPr>
-          <w:rFonts w:ascii="Times New Roman" w:eastAsia="Times New Roman" w:hAnsi="Times New Roman" w:cs="Times New Roman"/>
-          <w:b/>
-          <w:bCs/>
-          <w:sz w:val="27"/>
-          <w:szCs w:val="27"/>
-        </w:rPr>
-        <w:t>quotidienne</w:t>
-      </w:r>
-      <w:proofErr w:type="spellEnd"/>
-    </w:p>
-    <w:p>
-      <w:pPr>
-        <w:numPr>
-          <w:ilvl w:val="0"/>
-          <w:numId w:val="2"/>
-        </w:numPr>
-        <w:spacing w:before="100" w:beforeAutospacing="1" w:after="100" w:afterAutospacing="1" w:line="240" w:lineRule="auto"/>
-        <w:rPr>
-          <w:rFonts w:ascii="Times New Roman" w:eastAsia="Times New Roman" w:hAnsi="Times New Roman" w:cs="Times New Roman"/>
-          <w:sz w:val="24"/>
-          <w:szCs w:val="24"/>
-          <w:lang w:val="fr-FR"/>
-        </w:rPr>
-      </w:pPr>
-      <w:r>
-        <w:rPr>
-          <w:rFonts w:ascii="Times New Roman" w:eastAsia="Times New Roman" w:hAnsi="Times New Roman" w:cs="Times New Roman"/>
-          <w:sz w:val="24"/>
-          <w:szCs w:val="24"/>
-          <w:lang w:val="fr-FR"/>
-        </w:rPr>
-        <w:t>Une notification (Pop-up) chaque jour</w:t>
-      </w:r>
-    </w:p>
-    <w:p>
-      <w:pPr>
-        <w:numPr>
-          <w:ilvl w:val="0"/>
-          <w:numId w:val="2"/>
-        </w:numPr>
-        <w:spacing w:before="100" w:beforeAutospacing="1" w:after="100" w:afterAutospacing="1" w:line="240" w:lineRule="auto"/>
-        <w:rPr>
-          <w:rFonts w:ascii="Times New Roman" w:eastAsia="Times New Roman" w:hAnsi="Times New Roman" w:cs="Times New Roman"/>
-          <w:sz w:val="24"/>
-          <w:szCs w:val="24"/>
-          <w:lang w:val="fr-FR"/>
-        </w:rPr>
-      </w:pPr>
-      <w:r>
-        <w:rPr>
-          <w:rFonts w:ascii="Times New Roman" w:eastAsia="Times New Roman" w:hAnsi="Times New Roman" w:cs="Times New Roman"/>
-          <w:sz w:val="24"/>
-          <w:szCs w:val="24"/>
-          <w:lang w:val="fr-FR"/>
-        </w:rPr>
-        <w:t>Rappel automatique pour lire le chapitre du jour</w:t>
-      </w:r>
-    </w:p>
-    <w:p>
-      <w:pPr>
-        <w:spacing w:before="100" w:beforeAutospacing="1" w:after="100" w:afterAutospacing="1" w:line="240" w:lineRule="auto"/>
-        <w:outlineLvl w:val="2"/>
-        <w:rPr>
-          <w:rFonts w:ascii="Times New Roman" w:eastAsia="Times New Roman" w:hAnsi="Times New Roman" w:cs="Times New Roman"/>
-          <w:b/>
-          <w:bCs/>
-          <w:sz w:val="27"/>
-          <w:szCs w:val="27"/>
-        </w:rPr>
-      </w:pPr>
-      <w:r>
-        <w:rPr>
-          <w:rFonts w:ascii="Times New Roman" w:eastAsia="Times New Roman" w:hAnsi="Times New Roman" w:cs="Times New Roman"/>
-          <w:b/>
-          <w:bCs/>
-          <w:sz w:val="27"/>
-          <w:szCs w:val="27"/>
-        </w:rPr>
-        <w:t xml:space="preserve">3. </w:t>
-      </w:r>
-      <w:proofErr w:type="spellStart"/>
-      <w:r>
-        <w:rPr>
-          <w:rFonts w:ascii="Times New Roman" w:eastAsia="Times New Roman" w:hAnsi="Times New Roman" w:cs="Times New Roman"/>
-          <w:b/>
-          <w:bCs/>
-          <w:sz w:val="27"/>
-          <w:szCs w:val="27"/>
-        </w:rPr>
-        <w:t>Deux</w:t>
-      </w:r>
-      <w:proofErr w:type="spellEnd"/>
-      <w:r>
-        <w:rPr>
-          <w:rFonts w:ascii="Times New Roman" w:eastAsia="Times New Roman" w:hAnsi="Times New Roman" w:cs="Times New Roman"/>
-          <w:b/>
-          <w:bCs/>
-          <w:sz w:val="27"/>
-          <w:szCs w:val="27"/>
-        </w:rPr>
-        <w:t xml:space="preserve"> </w:t>
-      </w:r>
-      <w:proofErr w:type="spellStart"/>
-      <w:r>
-        <w:rPr>
-          <w:rFonts w:ascii="Times New Roman" w:eastAsia="Times New Roman" w:hAnsi="Times New Roman" w:cs="Times New Roman"/>
-          <w:b/>
-          <w:bCs/>
-          <w:sz w:val="27"/>
-          <w:szCs w:val="27"/>
-        </w:rPr>
-        <w:t>boutons</w:t>
-      </w:r>
-      <w:proofErr w:type="spellEnd"/>
-      <w:r>
-        <w:rPr>
-          <w:rFonts w:ascii="Times New Roman" w:eastAsia="Times New Roman" w:hAnsi="Times New Roman" w:cs="Times New Roman"/>
-          <w:b/>
-          <w:bCs/>
-          <w:sz w:val="27"/>
-          <w:szCs w:val="27"/>
-        </w:rPr>
-        <w:t xml:space="preserve"> </w:t>
-      </w:r>
-      <w:proofErr w:type="spellStart"/>
-      <w:r>
-        <w:rPr>
-          <w:rFonts w:ascii="Times New Roman" w:eastAsia="Times New Roman" w:hAnsi="Times New Roman" w:cs="Times New Roman"/>
-          <w:b/>
-          <w:bCs/>
-          <w:sz w:val="27"/>
-          <w:szCs w:val="27"/>
-        </w:rPr>
-        <w:t>principaux</w:t>
-      </w:r>
-      <w:proofErr w:type="spellEnd"/>
-    </w:p>
-    <w:p>
-      <w:pPr>
-        <w:numPr>
-          <w:ilvl w:val="0"/>
-          <w:numId w:val="3"/>
-        </w:numPr>
-        <w:spacing w:before="100" w:beforeAutospacing="1" w:after="100" w:afterAutospacing="1" w:line="240" w:lineRule="auto"/>
-        <w:rPr>
-          <w:rFonts w:ascii="Times New Roman" w:eastAsia="Times New Roman" w:hAnsi="Times New Roman" w:cs="Times New Roman"/>
-          <w:sz w:val="24"/>
-          <w:szCs w:val="24"/>
-          <w:lang w:val="fr-FR"/>
-        </w:rPr>
-      </w:pPr>
-      <w:r>
-        <w:rPr>
-          <w:rFonts w:ascii="Times New Roman" w:eastAsia="Times New Roman" w:hAnsi="Times New Roman" w:cs="Times New Roman"/>
-          <w:b/>
-          <w:bCs/>
-          <w:sz w:val="24"/>
-          <w:szCs w:val="24"/>
-          <w:lang w:val="fr-FR"/>
-        </w:rPr>
-        <w:t>Verset du jour</w:t>
-      </w:r>
-      <w:r>
-        <w:rPr>
-          <w:rFonts w:ascii="Times New Roman" w:eastAsia="Times New Roman" w:hAnsi="Times New Roman" w:cs="Times New Roman"/>
-          <w:sz w:val="24"/>
-          <w:szCs w:val="24"/>
-          <w:lang w:val="fr-FR"/>
-        </w:rPr>
-        <w:t xml:space="preserve"> : affiche le</w:t>
-      </w:r>
-      <w:r>
-        <w:rPr>
-          <w:rFonts w:ascii="Times New Roman" w:eastAsia="Times New Roman" w:hAnsi="Times New Roman" w:cs="Times New Roman"/>
-          <w:sz w:val="24"/>
-          <w:szCs w:val="24"/>
-          <w:lang w:val="fr-FR"/>
-        </w:rPr>
-        <w:t xml:space="preserve"> verset pour la méditation quotidienne</w:t>
-      </w:r>
-    </w:p>
-    <w:p>
-      <w:pPr>
-        <w:numPr>
-          <w:ilvl w:val="0"/>
-          <w:numId w:val="3"/>
-        </w:numPr>
-        <w:spacing w:before="100" w:beforeAutospacing="1" w:after="100" w:afterAutospacing="1" w:line="240" w:lineRule="auto"/>
-        <w:rPr>
-          <w:rFonts w:ascii="Times New Roman" w:eastAsia="Times New Roman" w:hAnsi="Times New Roman" w:cs="Times New Roman"/>
-          <w:sz w:val="24"/>
-          <w:szCs w:val="24"/>
-          <w:lang w:val="fr-FR"/>
-        </w:rPr>
-      </w:pPr>
-      <w:r>
-        <w:rPr>
-          <w:rFonts w:ascii="Times New Roman" w:eastAsia="Times New Roman" w:hAnsi="Times New Roman" w:cs="Times New Roman"/>
-          <w:b/>
-          <w:bCs/>
-          <w:sz w:val="24"/>
-          <w:szCs w:val="24"/>
-          <w:lang w:val="fr-FR"/>
-        </w:rPr>
-        <w:t>Chapitre du jour</w:t>
-      </w:r>
-      <w:r>
-        <w:rPr>
-          <w:rFonts w:ascii="Times New Roman" w:eastAsia="Times New Roman" w:hAnsi="Times New Roman" w:cs="Times New Roman"/>
-          <w:sz w:val="24"/>
-          <w:szCs w:val="24"/>
-          <w:lang w:val="fr-FR"/>
-        </w:rPr>
-        <w:t xml:space="preserve"> : permet de lire un seul chapitre par jour</w:t>
-      </w:r>
-    </w:p>
-    <w:p>
-      <w:pPr>
-        <w:spacing w:before="100" w:beforeAutospacing="1" w:after="100" w:afterAutospacing="1" w:line="240" w:lineRule="auto"/>
-        <w:rPr>
-          <w:rFonts w:ascii="Times New Roman" w:eastAsia="Times New Roman" w:hAnsi="Times New Roman" w:cs="Times New Roman"/>
-          <w:sz w:val="24"/>
-          <w:szCs w:val="24"/>
-          <w:lang w:val="fr-FR"/>
-        </w:rPr>
-      </w:pPr>
-      <w:r>
-        <w:rPr>
-          <w:rFonts w:ascii="Times New Roman" w:eastAsia="Times New Roman" w:hAnsi="Times New Roman" w:cs="Times New Roman"/>
-          <w:sz w:val="24"/>
-          <w:szCs w:val="24"/>
-          <w:lang w:val="fr-FR"/>
-        </w:rPr>
-        <w:t>Si vous souhaitez lire un autre chapitre</w:t>
-      </w:r>
-      <w:r>
-        <w:rPr>
-          <w:rFonts w:ascii="Times New Roman" w:eastAsia="Times New Roman" w:hAnsi="Times New Roman" w:cs="Times New Roman"/>
-          <w:sz w:val="24"/>
-          <w:szCs w:val="24"/>
-          <w:lang w:val="fr-FR"/>
-        </w:rPr>
-        <w:t xml:space="preserve"> du Psaume</w:t>
-      </w:r>
-      <w:r>
-        <w:rPr>
-          <w:rFonts w:ascii="Times New Roman" w:eastAsia="Times New Roman" w:hAnsi="Times New Roman" w:cs="Times New Roman"/>
-          <w:sz w:val="24"/>
-          <w:szCs w:val="24"/>
-          <w:lang w:val="fr-FR"/>
-        </w:rPr>
-        <w:t>, l’application vous invitera à revenir le lendemain à partir de 6h00.</w:t>
-      </w:r>
-    </w:p>
-    <w:p>
-      <w:pPr>
-        <w:spacing w:before="100" w:beforeAutospacing="1" w:after="100" w:afterAutospacing="1" w:line="240" w:lineRule="auto"/>
-        <w:outlineLvl w:val="2"/>
-        <w:rPr>
-          <w:rFonts w:ascii="Times New Roman" w:eastAsia="Times New Roman" w:hAnsi="Times New Roman" w:cs="Times New Roman"/>
-          <w:b/>
-          <w:bCs/>
-          <w:sz w:val="27"/>
-          <w:szCs w:val="27"/>
-          <w:lang w:val="fr-FR"/>
-        </w:rPr>
-      </w:pPr>
-      <w:r>
-        <w:rPr>
-          <w:rFonts w:ascii="Times New Roman" w:eastAsia="Times New Roman" w:hAnsi="Times New Roman" w:cs="Times New Roman"/>
-          <w:b/>
-          <w:bCs/>
-          <w:sz w:val="27"/>
-          <w:szCs w:val="27"/>
-          <w:lang w:val="fr-FR"/>
-        </w:rPr>
-        <w:t>4. Sélection aléatoire inspirante</w:t>
-      </w:r>
-    </w:p>
-    <w:p>
-      <w:pPr>
-        <w:spacing w:before="100" w:beforeAutospacing="1" w:after="100" w:afterAutospacing="1" w:line="240" w:lineRule="auto"/>
-        <w:rPr>
-          <w:rFonts w:ascii="Times New Roman" w:eastAsia="Times New Roman" w:hAnsi="Times New Roman" w:cs="Times New Roman"/>
-          <w:sz w:val="24"/>
-          <w:szCs w:val="24"/>
-          <w:lang w:val="fr-FR"/>
-        </w:rPr>
-      </w:pPr>
-      <w:r>
-        <w:rPr>
-          <w:rFonts w:ascii="Times New Roman" w:eastAsia="Times New Roman" w:hAnsi="Times New Roman" w:cs="Times New Roman"/>
-          <w:sz w:val="24"/>
-          <w:szCs w:val="24"/>
-          <w:lang w:val="fr-FR"/>
-        </w:rPr>
-        <w:lastRenderedPageBreak/>
-        <w:t>Le verset et le chapitre du jour sont affichés de manière aléatoire grâce à l’algorithme interne.</w:t>
-      </w:r>
-      <w:r>
-        <w:rPr>
-          <w:rFonts w:ascii="Times New Roman" w:eastAsia="Times New Roman" w:hAnsi="Times New Roman" w:cs="Times New Roman"/>
-          <w:sz w:val="24"/>
-          <w:szCs w:val="24"/>
-          <w:lang w:val="fr-FR"/>
-        </w:rPr>
-        <w:br/>
-        <w:t>Chaque jour, un chapitre unique est proposé afin de vous accompagner dans une médi</w:t>
-      </w:r>
-      <w:r>
-        <w:rPr>
-          <w:rFonts w:ascii="Times New Roman" w:eastAsia="Times New Roman" w:hAnsi="Times New Roman" w:cs="Times New Roman"/>
-          <w:sz w:val="24"/>
-          <w:szCs w:val="24"/>
-          <w:lang w:val="fr-FR"/>
-        </w:rPr>
-        <w:t xml:space="preserve">tation régulière </w:t>
-      </w:r>
-      <w:r>
-        <w:rPr>
-          <w:rFonts w:ascii="Times New Roman" w:eastAsia="Times New Roman" w:hAnsi="Times New Roman" w:cs="Times New Roman"/>
-          <w:sz w:val="24"/>
-          <w:szCs w:val="24"/>
-          <w:lang w:val="fr-FR"/>
-        </w:rPr>
-        <w:t>des Psaumes.</w:t>
-      </w:r>
-    </w:p>
-    <w:p>
-      <w:pPr>
-        <w:rPr>
-          <w:rFonts w:ascii="Times New Roman" w:hAnsi="Times New Roman" w:cs="Times New Roman"/>
-          <w:sz w:val="24"/>
-          <w:szCs w:val="24"/>
-          <w:lang w:val="fr-FR"/>
-        </w:rPr>
-      </w:pPr>
-      <w:r>
-        <w:rPr>
-          <w:rFonts w:ascii="Times New Roman" w:hAnsi="Times New Roman" w:cs="Times New Roman"/>
-          <w:sz w:val="24"/>
-          <w:szCs w:val="24"/>
-          <w:lang w:val="fr-FR"/>
-        </w:rPr>
-        <w:t xml:space="preserve">Cette approche vise à encourager une lecture quotidienne des </w:t>
-      </w:r>
-      <w:r>
-        <w:rPr>
-          <w:rStyle w:val="whitespace-normal"/>
-          <w:rFonts w:ascii="Times New Roman" w:hAnsi="Times New Roman" w:cs="Times New Roman"/>
-          <w:b/>
-          <w:bCs/>
-          <w:sz w:val="24"/>
-          <w:szCs w:val="24"/>
-          <w:lang w:val="fr-FR"/>
-        </w:rPr>
-        <w:t>Psaumes</w:t>
-      </w:r>
-      <w:r>
-        <w:rPr>
-          <w:rFonts w:ascii="Times New Roman" w:hAnsi="Times New Roman" w:cs="Times New Roman"/>
-          <w:sz w:val="24"/>
-          <w:szCs w:val="24"/>
-          <w:lang w:val="fr-FR"/>
-        </w:rPr>
-        <w:t xml:space="preserve">, </w:t>
-      </w:r>
-      <w:r>
-        <w:rPr>
-          <w:rFonts w:ascii="Times New Roman" w:hAnsi="Times New Roman" w:cs="Times New Roman"/>
-          <w:sz w:val="24"/>
-          <w:szCs w:val="24"/>
-          <w:lang w:val="fr-FR"/>
-        </w:rPr>
-        <w:t>P</w:t>
-      </w:r>
-      <w:r>
-        <w:rPr>
-          <w:rFonts w:ascii="Times New Roman" w:hAnsi="Times New Roman" w:cs="Times New Roman"/>
-          <w:sz w:val="24"/>
-          <w:szCs w:val="24"/>
-          <w:lang w:val="fr-FR"/>
-        </w:rPr>
-        <w:t xml:space="preserve">arole </w:t>
-      </w:r>
-      <w:r>
-        <w:rPr>
-          <w:rFonts w:ascii="Times New Roman" w:hAnsi="Times New Roman" w:cs="Times New Roman"/>
-          <w:sz w:val="24"/>
-          <w:szCs w:val="24"/>
-          <w:lang w:val="fr-FR"/>
-        </w:rPr>
-        <w:t>P</w:t>
-      </w:r>
-      <w:r>
-        <w:rPr>
-          <w:rFonts w:ascii="Times New Roman" w:hAnsi="Times New Roman" w:cs="Times New Roman"/>
-          <w:sz w:val="24"/>
-          <w:szCs w:val="24"/>
-          <w:lang w:val="fr-FR"/>
-        </w:rPr>
-        <w:t>uissante de l’Éternel, notre Dieu</w:t>
-      </w:r>
-      <w:r>
-        <w:rPr>
-          <w:rFonts w:ascii="Times New Roman" w:hAnsi="Times New Roman" w:cs="Times New Roman"/>
-          <w:sz w:val="24"/>
-          <w:szCs w:val="24"/>
-          <w:lang w:val="fr-FR"/>
-        </w:rPr>
-        <w:t>, car il est écrit :</w:t>
-      </w:r>
-      <w:r>
-        <w:rPr>
-          <w:rFonts w:ascii="Times New Roman" w:hAnsi="Times New Roman" w:cs="Times New Roman"/>
-          <w:sz w:val="24"/>
-          <w:szCs w:val="24"/>
-          <w:lang w:val="fr-FR"/>
-        </w:rPr>
-        <w:t xml:space="preserve"> « Toute</w:t>
-      </w:r>
-      <w:r>
-        <w:rPr>
-          <w:rFonts w:ascii="Times New Roman" w:hAnsi="Times New Roman" w:cs="Times New Roman"/>
-          <w:sz w:val="24"/>
-          <w:szCs w:val="24"/>
-          <w:lang w:val="fr-FR"/>
-        </w:rPr>
-        <w:t xml:space="preserve"> Écriture est inspirée de Dieu</w:t>
-      </w:r>
-      <w:r>
-        <w:rPr>
-          <w:rFonts w:ascii="Times New Roman" w:hAnsi="Times New Roman" w:cs="Times New Roman"/>
-          <w:sz w:val="24"/>
-          <w:szCs w:val="24"/>
-          <w:lang w:val="fr-FR"/>
-        </w:rPr>
-        <w:t xml:space="preserve"> </w:t>
-      </w:r>
-      <w:r>
-        <w:rPr>
-          <w:rFonts w:ascii="Times New Roman" w:hAnsi="Times New Roman" w:cs="Times New Roman"/>
-          <w:sz w:val="24"/>
-          <w:szCs w:val="24"/>
-          <w:lang w:val="fr-FR"/>
-        </w:rPr>
-        <w:t>»</w:t>
-      </w:r>
-      <w:r>
-        <w:rPr>
-          <w:rFonts w:ascii="Times New Roman" w:hAnsi="Times New Roman" w:cs="Times New Roman"/>
-          <w:sz w:val="24"/>
-          <w:szCs w:val="24"/>
-          <w:lang w:val="fr-FR"/>
-        </w:rPr>
-        <w:t xml:space="preserve"> (</w:t>
-      </w:r>
-      <w:r>
-        <w:rPr>
-          <w:rFonts w:ascii="Times New Roman" w:hAnsi="Times New Roman" w:cs="Times New Roman"/>
-          <w:sz w:val="24"/>
-          <w:szCs w:val="24"/>
-          <w:lang w:val="fr-FR"/>
-        </w:rPr>
-        <w:t>2 Timothée 3:</w:t>
-      </w:r>
-      <w:bookmarkStart w:id="0" w:name="_GoBack"/>
-      <w:bookmarkEnd w:id="0"/>
-      <w:r>
-        <w:rPr>
-          <w:rFonts w:ascii="Times New Roman" w:hAnsi="Times New Roman" w:cs="Times New Roman"/>
-          <w:sz w:val="24"/>
-          <w:szCs w:val="24"/>
-          <w:lang w:val="fr-FR"/>
-        </w:rPr>
-        <w:t>16</w:t>
-      </w:r>
-      <w:r>
-        <w:rPr>
-          <w:rFonts w:ascii="Times New Roman" w:hAnsi="Times New Roman" w:cs="Times New Roman"/>
-          <w:sz w:val="24"/>
-          <w:szCs w:val="24"/>
-          <w:lang w:val="fr-FR"/>
-        </w:rPr>
-        <w:t>)</w:t>
-      </w:r>
-      <w:r>
-        <w:rPr>
-          <w:rFonts w:ascii="Times New Roman" w:hAnsi="Times New Roman" w:cs="Times New Roman"/>
-          <w:sz w:val="24"/>
-          <w:szCs w:val="24"/>
-          <w:lang w:val="fr-FR"/>
-        </w:rPr>
-        <w:t>.</w:t>
-      </w:r>
-    </w:p>
-    <w:p>
-      <w:pPr>
-        <w:rPr>
-          <w:rFonts w:ascii="Times New Roman" w:hAnsi="Times New Roman" w:cs="Times New Roman"/>
-          <w:sz w:val="24"/>
-          <w:szCs w:val="24"/>
-          <w:lang w:val="fr-FR"/>
-        </w:rPr>
-      </w:pPr>
-      <w:r>
-        <w:rPr>
-          <w:rFonts w:ascii="Times New Roman" w:hAnsi="Times New Roman" w:cs="Times New Roman"/>
-          <w:sz w:val="24"/>
-          <w:szCs w:val="24"/>
-          <w:lang w:val="fr-FR"/>
-        </w:rPr>
-        <w:t>À travers les Psaumes, nous comprenons pourquoi David a été appelé</w:t>
-      </w:r>
-      <w:r>
-        <w:rPr>
-          <w:rFonts w:ascii="Times New Roman" w:hAnsi="Times New Roman" w:cs="Times New Roman"/>
-          <w:sz w:val="24"/>
-          <w:szCs w:val="24"/>
-          <w:lang w:val="fr-FR"/>
-        </w:rPr>
-        <w:t xml:space="preserve"> « HOMME</w:t>
-      </w:r>
-      <w:r>
-        <w:rPr>
-          <w:rFonts w:ascii="Times New Roman" w:hAnsi="Times New Roman" w:cs="Times New Roman"/>
-          <w:sz w:val="24"/>
-          <w:szCs w:val="24"/>
-          <w:lang w:val="fr-FR"/>
-        </w:rPr>
-        <w:t xml:space="preserve"> SELON LE CŒUR DE </w:t>
-      </w:r>
-      <w:r>
-        <w:rPr>
-          <w:rFonts w:ascii="Times New Roman" w:hAnsi="Times New Roman" w:cs="Times New Roman"/>
-          <w:sz w:val="24"/>
-          <w:szCs w:val="24"/>
-          <w:lang w:val="fr-FR"/>
-        </w:rPr>
-        <w:t>DIEU »</w:t>
-      </w:r>
-      <w:r>
-        <w:rPr>
-          <w:rFonts w:ascii="Times New Roman" w:hAnsi="Times New Roman" w:cs="Times New Roman"/>
-          <w:sz w:val="24"/>
-          <w:szCs w:val="24"/>
-          <w:lang w:val="fr-FR"/>
-        </w:rPr>
-        <w:t>.</w:t>
-      </w:r>
+        </w:rPr>
+      </w:pPr>
     </w:p>
     <w:sectPr>
       <w:pgSz w:w="12240" w:h="15840"/>
@@ -2003,6 +2093,30 @@
   <w:style w:type="paragraph" w:default="1" w:styleId="Normal">
     <w:name w:val="Normal"/>
     <w:qFormat/>
+    <w:rPr>
+      <w:lang w:val="fr-FR"/>
+    </w:rPr>
+  </w:style>
+  <w:style w:type="paragraph" w:styleId="Titre1">
+    <w:name w:val="heading 1"/>
+    <w:basedOn w:val="Normal"/>
+    <w:next w:val="Normal"/>
+    <w:link w:val="Titre1Car"/>
+    <w:uiPriority w:val="9"/>
+    <w:qFormat/>
+    <w:rsid w:val="00C07482"/>
+    <w:pPr>
+      <w:keepNext/>
+      <w:keepLines/>
+      <w:spacing w:before="240" w:after="0"/>
+      <w:outlineLvl w:val="0"/>
+    </w:pPr>
+    <w:rPr>
+      <w:rFonts w:asciiTheme="majorHAnsi" w:eastAsiaTheme="majorEastAsia" w:hAnsiTheme="majorHAnsi" w:cstheme="majorBidi"/>
+      <w:color w:val="2E74B5" w:themeColor="accent1" w:themeShade="BF"/>
+      <w:sz w:val="32"/>
+      <w:szCs w:val="32"/>
+    </w:rPr>
   </w:style>
   <w:style w:type="paragraph" w:styleId="Titre2">
     <w:name w:val="heading 2"/>
@@ -2139,6 +2253,20 @@
     <w:name w:val="whitespace-normal"/>
     <w:basedOn w:val="Policepardfaut"/>
     <w:rsid w:val="008765B0"/>
+  </w:style>
+  <w:style w:type="character" w:customStyle="1" w:styleId="Titre1Car">
+    <w:name w:val="Titre 1 Car"/>
+    <w:basedOn w:val="Policepardfaut"/>
+    <w:link w:val="Titre1"/>
+    <w:uiPriority w:val="9"/>
+    <w:rsid w:val="00C07482"/>
+    <w:rPr>
+      <w:rFonts w:asciiTheme="majorHAnsi" w:eastAsiaTheme="majorEastAsia" w:hAnsiTheme="majorHAnsi" w:cstheme="majorBidi"/>
+      <w:color w:val="2E74B5" w:themeColor="accent1" w:themeShade="BF"/>
+      <w:sz w:val="32"/>
+      <w:szCs w:val="32"/>
+      <w:lang w:val="fr-FR"/>
+    </w:rPr>
   </w:style>
 </w:styles>
 </file>
